--- a/Kubernetes/Внутреннее устройство K8S.docx
+++ b/Kubernetes/Внутреннее устройство K8S.docx
@@ -1,6 +1,6 @@
 
 <file path=word/document.xml><?xml version="1.0" encoding="utf-8"?>
-<w:document xmlns:wpc="http://schemas.microsoft.com/office/word/2010/wordprocessingCanvas" xmlns:mc="http://schemas.openxmlformats.org/markup-compatibility/2006" xmlns:o="urn:schemas-microsoft-com:office:office" xmlns:r="http://schemas.openxmlformats.org/officeDocument/2006/relationships" xmlns:m="http://schemas.openxmlformats.org/officeDocument/2006/math" xmlns:v="urn:schemas-microsoft-com:vml" xmlns:wp14="http://schemas.microsoft.com/office/word/2010/wordprocessingDrawing" xmlns:wp="http://schemas.openxmlformats.org/drawingml/2006/wordprocessingDrawing" xmlns:w10="urn:schemas-microsoft-com:office:word" xmlns:w="http://schemas.openxmlformats.org/wordprocessingml/2006/main" xmlns:w14="http://schemas.microsoft.com/office/word/2010/wordml" xmlns:w15="http://schemas.microsoft.com/office/word/2012/wordml" xmlns:wpg="http://schemas.microsoft.com/office/word/2010/wordprocessingGroup" xmlns:wpi="http://schemas.microsoft.com/office/word/2010/wordprocessingInk" xmlns:wne="http://schemas.microsoft.com/office/word/2006/wordml" xmlns:wps="http://schemas.microsoft.com/office/word/2010/wordprocessingShape" mc:Ignorable="w14 w15 wp14">
+<w:document xmlns:wpc="http://schemas.microsoft.com/office/word/2010/wordprocessingCanvas" xmlns:cx="http://schemas.microsoft.com/office/drawing/2014/chartex" xmlns:mc="http://schemas.openxmlformats.org/markup-compatibility/2006" xmlns:o="urn:schemas-microsoft-com:office:office" xmlns:r="http://schemas.openxmlformats.org/officeDocument/2006/relationships" xmlns:m="http://schemas.openxmlformats.org/officeDocument/2006/math" xmlns:v="urn:schemas-microsoft-com:vml" xmlns:wp14="http://schemas.microsoft.com/office/word/2010/wordprocessingDrawing" xmlns:wp="http://schemas.openxmlformats.org/drawingml/2006/wordprocessingDrawing" xmlns:w10="urn:schemas-microsoft-com:office:word" xmlns:w="http://schemas.openxmlformats.org/wordprocessingml/2006/main" xmlns:w14="http://schemas.microsoft.com/office/word/2010/wordml" xmlns:w15="http://schemas.microsoft.com/office/word/2012/wordml" xmlns:w16se="http://schemas.microsoft.com/office/word/2015/wordml/symex" xmlns:wpg="http://schemas.microsoft.com/office/word/2010/wordprocessingGroup" xmlns:wpi="http://schemas.microsoft.com/office/word/2010/wordprocessingInk" xmlns:wne="http://schemas.microsoft.com/office/word/2006/wordml" xmlns:wps="http://schemas.microsoft.com/office/word/2010/wordprocessingShape" mc:Ignorable="w14 w15 w16se wp14">
   <w:body>
     <w:p>
       <w:pPr>
@@ -102,6 +102,7 @@
         </w:rPr>
         <w:t>1.</w:t>
       </w:r>
+      <w:proofErr w:type="spellStart"/>
       <w:r>
         <w:rPr>
           <w:rFonts w:ascii="Times New Roman" w:hAnsi="Times New Roman" w:cs="Times New Roman"/>
@@ -109,6 +110,7 @@
         </w:rPr>
         <w:t>kubectl</w:t>
       </w:r>
+      <w:proofErr w:type="spellEnd"/>
       <w:r>
         <w:rPr>
           <w:rFonts w:ascii="Times New Roman" w:hAnsi="Times New Roman" w:cs="Times New Roman"/>
@@ -171,7 +173,19 @@
         <w:rPr>
           <w:rFonts w:ascii="Times New Roman" w:hAnsi="Times New Roman" w:cs="Times New Roman"/>
         </w:rPr>
-        <w:t xml:space="preserve">проверяет и записфвает в </w:t>
+        <w:t>проверяет и запис</w:t>
+      </w:r>
+      <w:r>
+        <w:rPr>
+          <w:rFonts w:ascii="Times New Roman" w:hAnsi="Times New Roman" w:cs="Times New Roman"/>
+        </w:rPr>
+        <w:t>ы</w:t>
+      </w:r>
+      <w:r>
+        <w:rPr>
+          <w:rFonts w:ascii="Times New Roman" w:hAnsi="Times New Roman" w:cs="Times New Roman"/>
+        </w:rPr>
+        <w:t xml:space="preserve">вает в </w:t>
       </w:r>
       <w:r>
         <w:rPr>
@@ -190,8 +204,21 @@
         <w:rPr>
           <w:rFonts w:ascii="Times New Roman" w:hAnsi="Times New Roman" w:cs="Times New Roman"/>
         </w:rPr>
-        <w:t xml:space="preserve">и возращает ответ </w:t>
-      </w:r>
+        <w:t>и воз</w:t>
+      </w:r>
+      <w:r>
+        <w:rPr>
+          <w:rFonts w:ascii="Times New Roman" w:hAnsi="Times New Roman" w:cs="Times New Roman"/>
+        </w:rPr>
+        <w:t>в</w:t>
+      </w:r>
+      <w:r>
+        <w:rPr>
+          <w:rFonts w:ascii="Times New Roman" w:hAnsi="Times New Roman" w:cs="Times New Roman"/>
+        </w:rPr>
+        <w:t xml:space="preserve">ращает ответ </w:t>
+      </w:r>
+      <w:proofErr w:type="spellStart"/>
       <w:r>
         <w:rPr>
           <w:rFonts w:ascii="Times New Roman" w:hAnsi="Times New Roman" w:cs="Times New Roman"/>
@@ -199,12 +226,12 @@
         </w:rPr>
         <w:t>kubectl</w:t>
       </w:r>
-    </w:p>
-    <w:p>
-      <w:pPr>
-        <w:rPr>
-          <w:rFonts w:ascii="Times New Roman" w:hAnsi="Times New Roman" w:cs="Times New Roman"/>
-          <w:lang w:val="en-US"/>
+      <w:proofErr w:type="spellEnd"/>
+    </w:p>
+    <w:p>
+      <w:pPr>
+        <w:rPr>
+          <w:rFonts w:ascii="Times New Roman" w:hAnsi="Times New Roman" w:cs="Times New Roman"/>
         </w:rPr>
       </w:pPr>
       <w:r>
@@ -265,6 +292,7 @@
         </w:rPr>
         <w:t xml:space="preserve">3.информация о созданных подах хранится в </w:t>
       </w:r>
+      <w:proofErr w:type="spellStart"/>
       <w:r>
         <w:rPr>
           <w:rFonts w:ascii="Times New Roman" w:hAnsi="Times New Roman" w:cs="Times New Roman"/>
@@ -272,11 +300,40 @@
         </w:rPr>
         <w:t>etcd</w:t>
       </w:r>
-      <w:r>
-        <w:rPr>
-          <w:rFonts w:ascii="Times New Roman" w:hAnsi="Times New Roman" w:cs="Times New Roman"/>
-        </w:rPr>
-        <w:t xml:space="preserve">, Планировщик видя такой под назначает ему лучшую ноду </w:t>
+      <w:proofErr w:type="spellEnd"/>
+      <w:r>
+        <w:rPr>
+          <w:rFonts w:ascii="Times New Roman" w:hAnsi="Times New Roman" w:cs="Times New Roman"/>
+        </w:rPr>
+        <w:t xml:space="preserve">, </w:t>
+      </w:r>
+      <w:proofErr w:type="gramStart"/>
+      <w:r>
+        <w:rPr>
+          <w:rFonts w:ascii="Times New Roman" w:hAnsi="Times New Roman" w:cs="Times New Roman"/>
+        </w:rPr>
+        <w:t>Планировщик</w:t>
+      </w:r>
+      <w:proofErr w:type="gramEnd"/>
+      <w:r>
+        <w:rPr>
+          <w:rFonts w:ascii="Times New Roman" w:hAnsi="Times New Roman" w:cs="Times New Roman"/>
+        </w:rPr>
+        <w:t xml:space="preserve"> видя такой под назначает ему лучшую </w:t>
+      </w:r>
+      <w:proofErr w:type="spellStart"/>
+      <w:r>
+        <w:rPr>
+          <w:rFonts w:ascii="Times New Roman" w:hAnsi="Times New Roman" w:cs="Times New Roman"/>
+        </w:rPr>
+        <w:t>ноду</w:t>
+      </w:r>
+      <w:proofErr w:type="spellEnd"/>
+      <w:r>
+        <w:rPr>
+          <w:rFonts w:ascii="Times New Roman" w:hAnsi="Times New Roman" w:cs="Times New Roman"/>
+        </w:rPr>
+        <w:t xml:space="preserve"> </w:t>
       </w:r>
     </w:p>
     <w:p>
@@ -291,6 +348,7 @@
         </w:rPr>
         <w:t>4.</w:t>
       </w:r>
+      <w:proofErr w:type="spellStart"/>
       <w:r>
         <w:rPr>
           <w:rFonts w:ascii="Times New Roman" w:hAnsi="Times New Roman" w:cs="Times New Roman"/>
@@ -298,6 +356,7 @@
         </w:rPr>
         <w:t>kubelet</w:t>
       </w:r>
+      <w:proofErr w:type="spellEnd"/>
       <w:r>
         <w:rPr>
           <w:rFonts w:ascii="Times New Roman" w:hAnsi="Times New Roman" w:cs="Times New Roman"/>
@@ -323,6 +382,7 @@
         </w:rPr>
         <w:t xml:space="preserve"> видит новый назначенный ему под и через </w:t>
       </w:r>
+      <w:proofErr w:type="spellStart"/>
       <w:r>
         <w:rPr>
           <w:rFonts w:ascii="Times New Roman" w:hAnsi="Times New Roman" w:cs="Times New Roman"/>
@@ -330,6 +390,7 @@
         </w:rPr>
         <w:t>docker</w:t>
       </w:r>
+      <w:proofErr w:type="spellEnd"/>
       <w:r>
         <w:rPr>
           <w:rFonts w:ascii="Times New Roman" w:hAnsi="Times New Roman" w:cs="Times New Roman"/>
@@ -340,17 +401,31 @@
         <w:rPr>
           <w:rFonts w:ascii="Times New Roman" w:hAnsi="Times New Roman" w:cs="Times New Roman"/>
         </w:rPr>
-        <w:t>запускает конт-ры пода</w:t>
-      </w:r>
-    </w:p>
-    <w:p>
-      <w:pPr>
-        <w:rPr>
-          <w:rFonts w:ascii="Times New Roman" w:hAnsi="Times New Roman" w:cs="Times New Roman"/>
-        </w:rPr>
-      </w:pPr>
-      <w:bookmarkStart w:id="0" w:name="_GoBack"/>
-      <w:bookmarkEnd w:id="0"/>
+        <w:t xml:space="preserve">запускает </w:t>
+      </w:r>
+      <w:proofErr w:type="spellStart"/>
+      <w:proofErr w:type="gramStart"/>
+      <w:r>
+        <w:rPr>
+          <w:rFonts w:ascii="Times New Roman" w:hAnsi="Times New Roman" w:cs="Times New Roman"/>
+        </w:rPr>
+        <w:t>конт-ры</w:t>
+      </w:r>
+      <w:proofErr w:type="spellEnd"/>
+      <w:proofErr w:type="gramEnd"/>
+      <w:r>
+        <w:rPr>
+          <w:rFonts w:ascii="Times New Roman" w:hAnsi="Times New Roman" w:cs="Times New Roman"/>
+        </w:rPr>
+        <w:t xml:space="preserve"> пода</w:t>
+      </w:r>
+    </w:p>
+    <w:p>
+      <w:pPr>
+        <w:rPr>
+          <w:rFonts w:ascii="Times New Roman" w:hAnsi="Times New Roman" w:cs="Times New Roman"/>
+        </w:rPr>
+      </w:pPr>
     </w:p>
     <w:p>
       <w:pPr>
@@ -435,6 +510,7 @@
           <w:color w:val="000000"/>
         </w:rPr>
       </w:pPr>
+      <w:proofErr w:type="spellStart"/>
       <w:r>
         <w:rPr>
           <w:rFonts w:ascii="Times New Roman" w:hAnsi="Times New Roman" w:cs="Times New Roman"/>
@@ -445,6 +521,7 @@
         </w:rPr>
         <w:t>Etcd</w:t>
       </w:r>
+      <w:proofErr w:type="spellEnd"/>
       <w:r>
         <w:rPr>
           <w:rFonts w:ascii="Times New Roman" w:hAnsi="Times New Roman" w:cs="Times New Roman"/>
@@ -459,8 +536,17 @@
           <w:rFonts w:ascii="Times New Roman" w:hAnsi="Times New Roman" w:cs="Times New Roman"/>
           <w:color w:val="000000"/>
         </w:rPr>
-        <w:t>Распределённое и высоконадёжное хранилище данных в формате "ключ-значение", которое используется как основное хранилище всех данных кластера в Kubernetes</w:t>
-      </w:r>
+        <w:t xml:space="preserve">Распределённое и высоконадёжное хранилище данных в формате "ключ-значение", которое используется как основное хранилище всех данных кластера в </w:t>
+      </w:r>
+      <w:proofErr w:type="spellStart"/>
+      <w:r>
+        <w:rPr>
+          <w:rFonts w:ascii="Times New Roman" w:hAnsi="Times New Roman" w:cs="Times New Roman"/>
+          <w:color w:val="000000"/>
+        </w:rPr>
+        <w:t>Kubernetes</w:t>
+      </w:r>
+      <w:proofErr w:type="spellEnd"/>
     </w:p>
     <w:p>
       <w:pPr>
@@ -520,6 +606,7 @@
         </w:rPr>
         <w:t xml:space="preserve">Общение с кластером </w:t>
       </w:r>
+      <w:proofErr w:type="spellStart"/>
       <w:r>
         <w:rPr>
           <w:rFonts w:ascii="Times New Roman" w:hAnsi="Times New Roman" w:cs="Times New Roman"/>
@@ -527,6 +614,7 @@
         </w:rPr>
         <w:t>kubernetes</w:t>
       </w:r>
+      <w:proofErr w:type="spellEnd"/>
       <w:r>
         <w:rPr>
           <w:rFonts w:ascii="Times New Roman" w:hAnsi="Times New Roman" w:cs="Times New Roman"/>
@@ -566,11 +654,47 @@
           <w:rFonts w:ascii="Times New Roman" w:hAnsi="Times New Roman" w:cs="Times New Roman"/>
         </w:rPr>
       </w:pPr>
-      <w:r>
-        <w:rPr>
-          <w:rFonts w:ascii="Times New Roman" w:hAnsi="Times New Roman" w:cs="Times New Roman"/>
-        </w:rPr>
-        <w:t xml:space="preserve">Например манифест файл (создание подов/деплоймента и тд) передаем в кластер через </w:t>
+      <w:proofErr w:type="gramStart"/>
+      <w:r>
+        <w:rPr>
+          <w:rFonts w:ascii="Times New Roman" w:hAnsi="Times New Roman" w:cs="Times New Roman"/>
+        </w:rPr>
+        <w:t>Например</w:t>
+      </w:r>
+      <w:proofErr w:type="gramEnd"/>
+      <w:r>
+        <w:rPr>
+          <w:rFonts w:ascii="Times New Roman" w:hAnsi="Times New Roman" w:cs="Times New Roman"/>
+        </w:rPr>
+        <w:t xml:space="preserve"> манифест файл (создание подов/</w:t>
+      </w:r>
+      <w:proofErr w:type="spellStart"/>
+      <w:r>
+        <w:rPr>
+          <w:rFonts w:ascii="Times New Roman" w:hAnsi="Times New Roman" w:cs="Times New Roman"/>
+        </w:rPr>
+        <w:t>деплоймента</w:t>
+      </w:r>
+      <w:proofErr w:type="spellEnd"/>
+      <w:r>
+        <w:rPr>
+          <w:rFonts w:ascii="Times New Roman" w:hAnsi="Times New Roman" w:cs="Times New Roman"/>
+        </w:rPr>
+        <w:t xml:space="preserve"> и </w:t>
+      </w:r>
+      <w:proofErr w:type="spellStart"/>
+      <w:r>
+        <w:rPr>
+          <w:rFonts w:ascii="Times New Roman" w:hAnsi="Times New Roman" w:cs="Times New Roman"/>
+        </w:rPr>
+        <w:t>тд</w:t>
+      </w:r>
+      <w:proofErr w:type="spellEnd"/>
+      <w:r>
+        <w:rPr>
+          <w:rFonts w:ascii="Times New Roman" w:hAnsi="Times New Roman" w:cs="Times New Roman"/>
+        </w:rPr>
+        <w:t xml:space="preserve">) передаем в кластер через </w:t>
       </w:r>
       <w:r>
         <w:rPr>
@@ -585,6 +709,7 @@
         </w:rPr>
         <w:t xml:space="preserve"> сервер. </w:t>
       </w:r>
+      <w:proofErr w:type="spellStart"/>
       <w:r>
         <w:rPr>
           <w:rFonts w:ascii="Times New Roman" w:hAnsi="Times New Roman" w:cs="Times New Roman"/>
@@ -592,6 +717,7 @@
         </w:rPr>
         <w:t>Kubectl</w:t>
       </w:r>
+      <w:proofErr w:type="spellEnd"/>
       <w:r>
         <w:rPr>
           <w:rFonts w:ascii="Times New Roman" w:hAnsi="Times New Roman" w:cs="Times New Roman"/>
@@ -611,6 +737,7 @@
         </w:rPr>
         <w:t xml:space="preserve"> </w:t>
       </w:r>
+      <w:proofErr w:type="spellStart"/>
       <w:r>
         <w:rPr>
           <w:rFonts w:ascii="Times New Roman" w:hAnsi="Times New Roman" w:cs="Times New Roman"/>
@@ -618,6 +745,7 @@
         </w:rPr>
         <w:t>api</w:t>
       </w:r>
+      <w:proofErr w:type="spellEnd"/>
       <w:r>
         <w:rPr>
           <w:rFonts w:ascii="Times New Roman" w:hAnsi="Times New Roman" w:cs="Times New Roman"/>
@@ -637,6 +765,7 @@
         </w:rPr>
         <w:t xml:space="preserve"> </w:t>
       </w:r>
+      <w:proofErr w:type="spellStart"/>
       <w:r>
         <w:rPr>
           <w:rFonts w:ascii="Times New Roman" w:hAnsi="Times New Roman" w:cs="Times New Roman"/>
@@ -644,6 +773,7 @@
         </w:rPr>
         <w:t>api</w:t>
       </w:r>
+      <w:proofErr w:type="spellEnd"/>
       <w:r>
         <w:rPr>
           <w:rFonts w:ascii="Times New Roman" w:hAnsi="Times New Roman" w:cs="Times New Roman"/>
@@ -717,7 +847,21 @@
         <w:rPr>
           <w:rFonts w:ascii="Times New Roman" w:hAnsi="Times New Roman" w:cs="Times New Roman"/>
         </w:rPr>
-        <w:t>Компонент, который отвечает за размещение подов на конкретных нодах кластера</w:t>
+        <w:t xml:space="preserve">Компонент, который отвечает за размещение подов на конкретных </w:t>
+      </w:r>
+      <w:proofErr w:type="spellStart"/>
+      <w:r>
+        <w:rPr>
+          <w:rFonts w:ascii="Times New Roman" w:hAnsi="Times New Roman" w:cs="Times New Roman"/>
+        </w:rPr>
+        <w:t>нодах</w:t>
+      </w:r>
+      <w:proofErr w:type="spellEnd"/>
+      <w:r>
+        <w:rPr>
+          <w:rFonts w:ascii="Times New Roman" w:hAnsi="Times New Roman" w:cs="Times New Roman"/>
+        </w:rPr>
+        <w:t xml:space="preserve"> кластера</w:t>
       </w:r>
       <w:r>
         <w:rPr>
@@ -751,6 +895,7 @@
         </w:rPr>
         <w:t>-</w:t>
       </w:r>
+      <w:proofErr w:type="spellStart"/>
       <w:r>
         <w:rPr>
           <w:rFonts w:ascii="Times New Roman" w:hAnsi="Times New Roman" w:cs="Times New Roman"/>
@@ -758,6 +903,7 @@
         </w:rPr>
         <w:t>affininty</w:t>
       </w:r>
+      <w:proofErr w:type="spellEnd"/>
       <w:r>
         <w:rPr>
           <w:rFonts w:ascii="Times New Roman" w:hAnsi="Times New Roman" w:cs="Times New Roman"/>
@@ -768,8 +914,16 @@
         <w:rPr>
           <w:rFonts w:ascii="Times New Roman" w:hAnsi="Times New Roman" w:cs="Times New Roman"/>
         </w:rPr>
-        <w:t>местонахождения данных и тд</w:t>
-      </w:r>
+        <w:t xml:space="preserve">местонахождения данных и </w:t>
+      </w:r>
+      <w:proofErr w:type="spellStart"/>
+      <w:r>
+        <w:rPr>
+          <w:rFonts w:ascii="Times New Roman" w:hAnsi="Times New Roman" w:cs="Times New Roman"/>
+        </w:rPr>
+        <w:t>тд</w:t>
+      </w:r>
+      <w:proofErr w:type="spellEnd"/>
     </w:p>
     <w:p>
       <w:pPr>
@@ -828,6 +982,7 @@
         </w:rPr>
         <w:t xml:space="preserve">Отвечает за то, что вы описали в </w:t>
       </w:r>
+      <w:proofErr w:type="spellStart"/>
       <w:r>
         <w:rPr>
           <w:rFonts w:ascii="Times New Roman" w:hAnsi="Times New Roman" w:cs="Times New Roman"/>
@@ -835,6 +990,7 @@
         </w:rPr>
         <w:t>etcd</w:t>
       </w:r>
+      <w:proofErr w:type="spellEnd"/>
       <w:r>
         <w:rPr>
           <w:rFonts w:ascii="Times New Roman" w:hAnsi="Times New Roman" w:cs="Times New Roman"/>
@@ -891,7 +1047,21 @@
         <w:rPr>
           <w:rFonts w:ascii="Times New Roman" w:hAnsi="Times New Roman" w:cs="Times New Roman"/>
         </w:rPr>
-        <w:t xml:space="preserve"> (управляющий цикл который отслеживает общее состяние кластера через </w:t>
+        <w:t xml:space="preserve"> (управляющий цикл который отслеживает общее </w:t>
+      </w:r>
+      <w:proofErr w:type="spellStart"/>
+      <w:r>
+        <w:rPr>
+          <w:rFonts w:ascii="Times New Roman" w:hAnsi="Times New Roman" w:cs="Times New Roman"/>
+        </w:rPr>
+        <w:t>состяние</w:t>
+      </w:r>
+      <w:proofErr w:type="spellEnd"/>
+      <w:r>
+        <w:rPr>
+          <w:rFonts w:ascii="Times New Roman" w:hAnsi="Times New Roman" w:cs="Times New Roman"/>
+        </w:rPr>
+        <w:t xml:space="preserve"> кластера через </w:t>
       </w:r>
       <w:r>
         <w:rPr>
@@ -930,46 +1100,242 @@
         <w:rPr>
           <w:rFonts w:ascii="Times New Roman" w:hAnsi="Times New Roman" w:cs="Times New Roman"/>
         </w:rPr>
-        <w:t>- Контроллер узла (Node Controller): уведомляет и реагирует на сбои узла.</w:t>
-      </w:r>
-    </w:p>
-    <w:p>
-      <w:pPr>
-        <w:rPr>
-          <w:rFonts w:ascii="Times New Roman" w:hAnsi="Times New Roman" w:cs="Times New Roman"/>
-        </w:rPr>
-      </w:pPr>
-      <w:r>
-        <w:rPr>
-          <w:rFonts w:ascii="Times New Roman" w:hAnsi="Times New Roman" w:cs="Times New Roman"/>
-        </w:rPr>
-        <w:t>- Контроллер репликации (Replication Controller): поддерживает правильное количество подов для каждого объекта контроллера репликации в системе.</w:t>
-      </w:r>
-    </w:p>
-    <w:p>
-      <w:pPr>
-        <w:rPr>
-          <w:rFonts w:ascii="Times New Roman" w:hAnsi="Times New Roman" w:cs="Times New Roman"/>
-        </w:rPr>
-      </w:pPr>
-      <w:r>
-        <w:rPr>
-          <w:rFonts w:ascii="Times New Roman" w:hAnsi="Times New Roman" w:cs="Times New Roman"/>
-        </w:rPr>
-        <w:t>- Контроллер конечных точек (Endpoints Controller): заполняет объект конечных точек (Endpoints), то есть связывает сервисы (Services) и поды (Pods).</w:t>
-      </w:r>
-    </w:p>
-    <w:p>
-      <w:pPr>
-        <w:rPr>
-          <w:rFonts w:ascii="Times New Roman" w:hAnsi="Times New Roman" w:cs="Times New Roman"/>
-        </w:rPr>
-      </w:pPr>
-      <w:r>
-        <w:rPr>
-          <w:rFonts w:ascii="Times New Roman" w:hAnsi="Times New Roman" w:cs="Times New Roman"/>
-        </w:rPr>
-        <w:t>- Контроллеры учетных записей и токенов (Account &amp; Token Controllers): создают стандартные учетные записи и токены доступа API для новых пространств имен</w:t>
+        <w:t>- Контроллер узла (</w:t>
+      </w:r>
+      <w:proofErr w:type="spellStart"/>
+      <w:r>
+        <w:rPr>
+          <w:rFonts w:ascii="Times New Roman" w:hAnsi="Times New Roman" w:cs="Times New Roman"/>
+        </w:rPr>
+        <w:t>Node</w:t>
+      </w:r>
+      <w:proofErr w:type="spellEnd"/>
+      <w:r>
+        <w:rPr>
+          <w:rFonts w:ascii="Times New Roman" w:hAnsi="Times New Roman" w:cs="Times New Roman"/>
+        </w:rPr>
+        <w:t xml:space="preserve"> </w:t>
+      </w:r>
+      <w:proofErr w:type="spellStart"/>
+      <w:r>
+        <w:rPr>
+          <w:rFonts w:ascii="Times New Roman" w:hAnsi="Times New Roman" w:cs="Times New Roman"/>
+        </w:rPr>
+        <w:t>Controller</w:t>
+      </w:r>
+      <w:proofErr w:type="spellEnd"/>
+      <w:r>
+        <w:rPr>
+          <w:rFonts w:ascii="Times New Roman" w:hAnsi="Times New Roman" w:cs="Times New Roman"/>
+        </w:rPr>
+        <w:t>): уведомляет и реагирует на сбои узла.</w:t>
+      </w:r>
+    </w:p>
+    <w:p>
+      <w:pPr>
+        <w:rPr>
+          <w:rFonts w:ascii="Times New Roman" w:hAnsi="Times New Roman" w:cs="Times New Roman"/>
+        </w:rPr>
+      </w:pPr>
+      <w:r>
+        <w:rPr>
+          <w:rFonts w:ascii="Times New Roman" w:hAnsi="Times New Roman" w:cs="Times New Roman"/>
+        </w:rPr>
+        <w:t>- Контроллер репликации (</w:t>
+      </w:r>
+      <w:proofErr w:type="spellStart"/>
+      <w:r>
+        <w:rPr>
+          <w:rFonts w:ascii="Times New Roman" w:hAnsi="Times New Roman" w:cs="Times New Roman"/>
+        </w:rPr>
+        <w:t>Replication</w:t>
+      </w:r>
+      <w:proofErr w:type="spellEnd"/>
+      <w:r>
+        <w:rPr>
+          <w:rFonts w:ascii="Times New Roman" w:hAnsi="Times New Roman" w:cs="Times New Roman"/>
+        </w:rPr>
+        <w:t xml:space="preserve"> </w:t>
+      </w:r>
+      <w:proofErr w:type="spellStart"/>
+      <w:r>
+        <w:rPr>
+          <w:rFonts w:ascii="Times New Roman" w:hAnsi="Times New Roman" w:cs="Times New Roman"/>
+        </w:rPr>
+        <w:t>Controller</w:t>
+      </w:r>
+      <w:proofErr w:type="spellEnd"/>
+      <w:r>
+        <w:rPr>
+          <w:rFonts w:ascii="Times New Roman" w:hAnsi="Times New Roman" w:cs="Times New Roman"/>
+        </w:rPr>
+        <w:t>): поддерживает правильное количество подов для каждого объекта контроллера репликации в системе.</w:t>
+      </w:r>
+    </w:p>
+    <w:p>
+      <w:pPr>
+        <w:rPr>
+          <w:rFonts w:ascii="Times New Roman" w:hAnsi="Times New Roman" w:cs="Times New Roman"/>
+        </w:rPr>
+      </w:pPr>
+      <w:r>
+        <w:rPr>
+          <w:rFonts w:ascii="Times New Roman" w:hAnsi="Times New Roman" w:cs="Times New Roman"/>
+        </w:rPr>
+        <w:t>- Контроллер конечных точек (</w:t>
+      </w:r>
+      <w:proofErr w:type="spellStart"/>
+      <w:r>
+        <w:rPr>
+          <w:rFonts w:ascii="Times New Roman" w:hAnsi="Times New Roman" w:cs="Times New Roman"/>
+        </w:rPr>
+        <w:t>Endpoints</w:t>
+      </w:r>
+      <w:proofErr w:type="spellEnd"/>
+      <w:r>
+        <w:rPr>
+          <w:rFonts w:ascii="Times New Roman" w:hAnsi="Times New Roman" w:cs="Times New Roman"/>
+        </w:rPr>
+        <w:t xml:space="preserve"> </w:t>
+      </w:r>
+      <w:proofErr w:type="spellStart"/>
+      <w:r>
+        <w:rPr>
+          <w:rFonts w:ascii="Times New Roman" w:hAnsi="Times New Roman" w:cs="Times New Roman"/>
+        </w:rPr>
+        <w:t>Controller</w:t>
+      </w:r>
+      <w:proofErr w:type="spellEnd"/>
+      <w:r>
+        <w:rPr>
+          <w:rFonts w:ascii="Times New Roman" w:hAnsi="Times New Roman" w:cs="Times New Roman"/>
+        </w:rPr>
+        <w:t>): заполняет объект конечных точек (</w:t>
+      </w:r>
+      <w:proofErr w:type="spellStart"/>
+      <w:r>
+        <w:rPr>
+          <w:rFonts w:ascii="Times New Roman" w:hAnsi="Times New Roman" w:cs="Times New Roman"/>
+        </w:rPr>
+        <w:t>Endpoints</w:t>
+      </w:r>
+      <w:proofErr w:type="spellEnd"/>
+      <w:r>
+        <w:rPr>
+          <w:rFonts w:ascii="Times New Roman" w:hAnsi="Times New Roman" w:cs="Times New Roman"/>
+        </w:rPr>
+        <w:t>), то есть связывает сервисы (</w:t>
+      </w:r>
+      <w:proofErr w:type="spellStart"/>
+      <w:r>
+        <w:rPr>
+          <w:rFonts w:ascii="Times New Roman" w:hAnsi="Times New Roman" w:cs="Times New Roman"/>
+        </w:rPr>
+        <w:t>Services</w:t>
+      </w:r>
+      <w:proofErr w:type="spellEnd"/>
+      <w:r>
+        <w:rPr>
+          <w:rFonts w:ascii="Times New Roman" w:hAnsi="Times New Roman" w:cs="Times New Roman"/>
+        </w:rPr>
+        <w:t>) и поды (</w:t>
+      </w:r>
+      <w:proofErr w:type="spellStart"/>
+      <w:r>
+        <w:rPr>
+          <w:rFonts w:ascii="Times New Roman" w:hAnsi="Times New Roman" w:cs="Times New Roman"/>
+        </w:rPr>
+        <w:t>Pods</w:t>
+      </w:r>
+      <w:proofErr w:type="spellEnd"/>
+      <w:r>
+        <w:rPr>
+          <w:rFonts w:ascii="Times New Roman" w:hAnsi="Times New Roman" w:cs="Times New Roman"/>
+        </w:rPr>
+        <w:t>).</w:t>
+      </w:r>
+    </w:p>
+    <w:p>
+      <w:pPr>
+        <w:rPr>
+          <w:rFonts w:ascii="Times New Roman" w:hAnsi="Times New Roman" w:cs="Times New Roman"/>
+        </w:rPr>
+      </w:pPr>
+      <w:r>
+        <w:rPr>
+          <w:rFonts w:ascii="Times New Roman" w:hAnsi="Times New Roman" w:cs="Times New Roman"/>
+        </w:rPr>
+        <w:t xml:space="preserve">- Контроллеры учетных записей и </w:t>
+      </w:r>
+      <w:proofErr w:type="spellStart"/>
+      <w:r>
+        <w:rPr>
+          <w:rFonts w:ascii="Times New Roman" w:hAnsi="Times New Roman" w:cs="Times New Roman"/>
+        </w:rPr>
+        <w:t>токенов</w:t>
+      </w:r>
+      <w:proofErr w:type="spellEnd"/>
+      <w:r>
+        <w:rPr>
+          <w:rFonts w:ascii="Times New Roman" w:hAnsi="Times New Roman" w:cs="Times New Roman"/>
+        </w:rPr>
+        <w:t xml:space="preserve"> (</w:t>
+      </w:r>
+      <w:proofErr w:type="spellStart"/>
+      <w:r>
+        <w:rPr>
+          <w:rFonts w:ascii="Times New Roman" w:hAnsi="Times New Roman" w:cs="Times New Roman"/>
+        </w:rPr>
+        <w:t>Account</w:t>
+      </w:r>
+      <w:proofErr w:type="spellEnd"/>
+      <w:r>
+        <w:rPr>
+          <w:rFonts w:ascii="Times New Roman" w:hAnsi="Times New Roman" w:cs="Times New Roman"/>
+        </w:rPr>
+        <w:t xml:space="preserve"> &amp; </w:t>
+      </w:r>
+      <w:proofErr w:type="spellStart"/>
+      <w:r>
+        <w:rPr>
+          <w:rFonts w:ascii="Times New Roman" w:hAnsi="Times New Roman" w:cs="Times New Roman"/>
+        </w:rPr>
+        <w:t>Token</w:t>
+      </w:r>
+      <w:proofErr w:type="spellEnd"/>
+      <w:r>
+        <w:rPr>
+          <w:rFonts w:ascii="Times New Roman" w:hAnsi="Times New Roman" w:cs="Times New Roman"/>
+        </w:rPr>
+        <w:t xml:space="preserve"> </w:t>
+      </w:r>
+      <w:proofErr w:type="spellStart"/>
+      <w:r>
+        <w:rPr>
+          <w:rFonts w:ascii="Times New Roman" w:hAnsi="Times New Roman" w:cs="Times New Roman"/>
+        </w:rPr>
+        <w:t>Controllers</w:t>
+      </w:r>
+      <w:proofErr w:type="spellEnd"/>
+      <w:r>
+        <w:rPr>
+          <w:rFonts w:ascii="Times New Roman" w:hAnsi="Times New Roman" w:cs="Times New Roman"/>
+        </w:rPr>
+        <w:t xml:space="preserve">): создают стандартные учетные записи и </w:t>
+      </w:r>
+      <w:proofErr w:type="spellStart"/>
+      <w:r>
+        <w:rPr>
+          <w:rFonts w:ascii="Times New Roman" w:hAnsi="Times New Roman" w:cs="Times New Roman"/>
+        </w:rPr>
+        <w:t>токены</w:t>
+      </w:r>
+      <w:proofErr w:type="spellEnd"/>
+      <w:r>
+        <w:rPr>
+          <w:rFonts w:ascii="Times New Roman" w:hAnsi="Times New Roman" w:cs="Times New Roman"/>
+        </w:rPr>
+        <w:t xml:space="preserve"> доступа API для новых пространств имен</w:t>
       </w:r>
     </w:p>
     <w:p>
@@ -991,6 +1357,7 @@
           <w:szCs w:val="28"/>
         </w:rPr>
       </w:pPr>
+      <w:proofErr w:type="gramStart"/>
       <w:r>
         <w:rPr>
           <w:rFonts w:ascii="Times New Roman" w:hAnsi="Times New Roman" w:cs="Times New Roman"/>
@@ -1000,8 +1367,9 @@
           <w:szCs w:val="28"/>
         </w:rPr>
         <w:lastRenderedPageBreak/>
-        <w:t>Компоненты работающие на рабочих узлах</w:t>
-      </w:r>
+        <w:t>Компоненты</w:t>
+      </w:r>
+      <w:proofErr w:type="gramEnd"/>
       <w:r>
         <w:rPr>
           <w:rFonts w:ascii="Times New Roman" w:hAnsi="Times New Roman" w:cs="Times New Roman"/>
@@ -1010,25 +1378,27 @@
           <w:sz w:val="28"/>
           <w:szCs w:val="28"/>
         </w:rPr>
-        <w:t>:</w:t>
-      </w:r>
-    </w:p>
-    <w:p>
-      <w:pPr>
-        <w:rPr>
-          <w:rFonts w:ascii="Times New Roman" w:hAnsi="Times New Roman" w:cs="Times New Roman"/>
-        </w:rPr>
-      </w:pPr>
-      <w:r>
-        <w:rPr>
-          <w:rFonts w:ascii="Times New Roman" w:hAnsi="Times New Roman" w:cs="Times New Roman"/>
-          <w:b/>
+        <w:t xml:space="preserve"> работающие на рабочих узлах</w:t>
+      </w:r>
+      <w:r>
+        <w:rPr>
+          <w:rFonts w:ascii="Times New Roman" w:hAnsi="Times New Roman" w:cs="Times New Roman"/>
+          <w:b/>
+          <w:color w:val="000000"/>
           <w:sz w:val="28"/>
           <w:szCs w:val="28"/>
-          <w:lang w:val="en-US"/>
-        </w:rPr>
-        <w:t>K</w:t>
-      </w:r>
+        </w:rPr>
+        <w:t>:</w:t>
+      </w:r>
+    </w:p>
+    <w:p>
+      <w:pPr>
+        <w:rPr>
+          <w:rFonts w:ascii="Times New Roman" w:hAnsi="Times New Roman" w:cs="Times New Roman"/>
+        </w:rPr>
+      </w:pPr>
+      <w:proofErr w:type="spellStart"/>
+      <w:proofErr w:type="gramStart"/>
       <w:r>
         <w:rPr>
           <w:rFonts w:ascii="Times New Roman" w:hAnsi="Times New Roman" w:cs="Times New Roman"/>
@@ -1037,188 +1407,8 @@
           <w:szCs w:val="28"/>
           <w:lang w:val="en-US"/>
         </w:rPr>
-        <w:t>ubelet</w:t>
-      </w:r>
-      <w:r>
-        <w:rPr>
-          <w:rFonts w:ascii="Times New Roman" w:hAnsi="Times New Roman" w:cs="Times New Roman"/>
-        </w:rPr>
-        <w:t xml:space="preserve">  </w:t>
-      </w:r>
-      <w:r>
-        <w:rPr>
-          <w:rFonts w:ascii="Times New Roman" w:hAnsi="Times New Roman" w:cs="Times New Roman"/>
-        </w:rPr>
-        <w:t xml:space="preserve">непрерывно отслеживает </w:t>
-      </w:r>
-      <w:r>
-        <w:rPr>
-          <w:rFonts w:ascii="Times New Roman" w:hAnsi="Times New Roman" w:cs="Times New Roman"/>
-          <w:lang w:val="en-US"/>
-        </w:rPr>
-        <w:t>API</w:t>
-      </w:r>
-      <w:r>
-        <w:rPr>
-          <w:rFonts w:ascii="Times New Roman" w:hAnsi="Times New Roman" w:cs="Times New Roman"/>
-        </w:rPr>
-        <w:t xml:space="preserve">, </w:t>
-      </w:r>
-      <w:r>
-        <w:rPr>
-          <w:rFonts w:ascii="Times New Roman" w:hAnsi="Times New Roman" w:cs="Times New Roman"/>
-        </w:rPr>
-        <w:t>взаимодействует с системой контейнеризации (</w:t>
-      </w:r>
-      <w:r>
-        <w:rPr>
-          <w:rFonts w:ascii="Times New Roman" w:hAnsi="Times New Roman" w:cs="Times New Roman"/>
-          <w:b/>
-          <w:lang w:val="en-US"/>
-        </w:rPr>
-        <w:t>docker</w:t>
-      </w:r>
-      <w:r>
-        <w:rPr>
-          <w:rFonts w:ascii="Times New Roman" w:hAnsi="Times New Roman" w:cs="Times New Roman"/>
-          <w:b/>
-        </w:rPr>
-        <w:t>/</w:t>
-      </w:r>
-      <w:r>
-        <w:rPr>
-          <w:rFonts w:ascii="Times New Roman" w:hAnsi="Times New Roman" w:cs="Times New Roman"/>
-          <w:b/>
-          <w:lang w:val="en-US"/>
-        </w:rPr>
-        <w:t>containerD</w:t>
-      </w:r>
-      <w:r>
-        <w:rPr>
-          <w:rFonts w:ascii="Times New Roman" w:hAnsi="Times New Roman" w:cs="Times New Roman"/>
-          <w:b/>
-        </w:rPr>
-        <w:t>/</w:t>
-      </w:r>
-      <w:r>
-        <w:rPr>
-          <w:rFonts w:ascii="Times New Roman" w:hAnsi="Times New Roman" w:cs="Times New Roman"/>
-          <w:b/>
-          <w:lang w:val="en-US"/>
-        </w:rPr>
-        <w:t>crio</w:t>
-      </w:r>
-      <w:r>
-        <w:rPr>
-          <w:rFonts w:ascii="Times New Roman" w:hAnsi="Times New Roman" w:cs="Times New Roman"/>
-        </w:rPr>
-        <w:t>) которая запускает</w:t>
-      </w:r>
-      <w:r>
-        <w:rPr>
-          <w:rFonts w:ascii="Times New Roman" w:hAnsi="Times New Roman" w:cs="Times New Roman"/>
-        </w:rPr>
-        <w:t xml:space="preserve"> и удаляет</w:t>
-      </w:r>
-      <w:r>
-        <w:rPr>
-          <w:rFonts w:ascii="Times New Roman" w:hAnsi="Times New Roman" w:cs="Times New Roman"/>
-        </w:rPr>
-        <w:t xml:space="preserve"> контейнеры пода. Отслеживает поды и сообщает их статус в </w:t>
-      </w:r>
-      <w:r>
-        <w:rPr>
-          <w:rFonts w:ascii="Times New Roman" w:hAnsi="Times New Roman" w:cs="Times New Roman"/>
-          <w:lang w:val="en-US"/>
-        </w:rPr>
-        <w:t>API</w:t>
-      </w:r>
-    </w:p>
-    <w:p>
-      <w:pPr>
-        <w:rPr>
-          <w:rFonts w:ascii="Times New Roman" w:hAnsi="Times New Roman" w:cs="Times New Roman"/>
-        </w:rPr>
-      </w:pPr>
-      <w:r>
-        <w:rPr>
-          <w:rFonts w:ascii="Times New Roman" w:hAnsi="Times New Roman" w:cs="Times New Roman"/>
-        </w:rPr>
-        <w:t xml:space="preserve">Делает </w:t>
-      </w:r>
-      <w:r>
-        <w:rPr>
-          <w:rFonts w:ascii="Times New Roman" w:hAnsi="Times New Roman" w:cs="Times New Roman"/>
-          <w:lang w:val="en-US"/>
-        </w:rPr>
-        <w:t>liveness</w:t>
-      </w:r>
-      <w:r>
-        <w:rPr>
-          <w:rFonts w:ascii="Times New Roman" w:hAnsi="Times New Roman" w:cs="Times New Roman"/>
-        </w:rPr>
-        <w:t xml:space="preserve"> </w:t>
-      </w:r>
-      <w:r>
-        <w:rPr>
-          <w:rFonts w:ascii="Times New Roman" w:hAnsi="Times New Roman" w:cs="Times New Roman"/>
-          <w:lang w:val="en-US"/>
-        </w:rPr>
-        <w:t>rediness</w:t>
-      </w:r>
-      <w:r>
-        <w:rPr>
-          <w:rFonts w:ascii="Times New Roman" w:hAnsi="Times New Roman" w:cs="Times New Roman"/>
-        </w:rPr>
-        <w:t xml:space="preserve"> </w:t>
-      </w:r>
-      <w:r>
-        <w:rPr>
-          <w:rFonts w:ascii="Times New Roman" w:hAnsi="Times New Roman" w:cs="Times New Roman"/>
-          <w:lang w:val="en-US"/>
-        </w:rPr>
-        <w:t>startup</w:t>
-      </w:r>
-      <w:r>
-        <w:rPr>
-          <w:rFonts w:ascii="Times New Roman" w:hAnsi="Times New Roman" w:cs="Times New Roman"/>
-        </w:rPr>
-        <w:t xml:space="preserve"> пробы</w:t>
-      </w:r>
-      <w:r>
-        <w:rPr>
-          <w:rFonts w:ascii="Times New Roman" w:hAnsi="Times New Roman" w:cs="Times New Roman"/>
-        </w:rPr>
-        <w:t xml:space="preserve"> (перезапускает когда не проходят)</w:t>
-      </w:r>
-      <w:r>
-        <w:rPr>
-          <w:rFonts w:ascii="Times New Roman" w:hAnsi="Times New Roman" w:cs="Times New Roman"/>
-        </w:rPr>
-        <w:t xml:space="preserve">, </w:t>
-      </w:r>
-      <w:r>
-        <w:rPr>
-          <w:rFonts w:ascii="Times New Roman" w:hAnsi="Times New Roman" w:cs="Times New Roman"/>
-          <w:i/>
-        </w:rPr>
-        <w:t>стоит на всех нодах</w:t>
-      </w:r>
-    </w:p>
-    <w:p>
-      <w:pPr>
-        <w:rPr>
-          <w:rFonts w:ascii="Times New Roman" w:hAnsi="Times New Roman" w:cs="Times New Roman"/>
-        </w:rPr>
-      </w:pPr>
-    </w:p>
-    <w:p>
-      <w:pPr>
-        <w:rPr>
-          <w:rFonts w:ascii="Times New Roman" w:hAnsi="Times New Roman" w:cs="Times New Roman"/>
-          <w:i/>
-        </w:rPr>
-      </w:pPr>
+        <w:t>K</w:t>
+      </w:r>
       <w:r>
         <w:rPr>
           <w:rFonts w:ascii="Times New Roman" w:hAnsi="Times New Roman" w:cs="Times New Roman"/>
@@ -1227,26 +1417,247 @@
           <w:szCs w:val="28"/>
           <w:lang w:val="en-US"/>
         </w:rPr>
-        <w:t>Kube</w:t>
-      </w:r>
+        <w:t>ubelet</w:t>
+      </w:r>
+      <w:proofErr w:type="spellEnd"/>
+      <w:r>
+        <w:rPr>
+          <w:rFonts w:ascii="Times New Roman" w:hAnsi="Times New Roman" w:cs="Times New Roman"/>
+        </w:rPr>
+        <w:t xml:space="preserve">  </w:t>
+      </w:r>
+      <w:r>
+        <w:rPr>
+          <w:rFonts w:ascii="Times New Roman" w:hAnsi="Times New Roman" w:cs="Times New Roman"/>
+        </w:rPr>
+        <w:t>непрерывно</w:t>
+      </w:r>
+      <w:proofErr w:type="gramEnd"/>
+      <w:r>
+        <w:rPr>
+          <w:rFonts w:ascii="Times New Roman" w:hAnsi="Times New Roman" w:cs="Times New Roman"/>
+        </w:rPr>
+        <w:t xml:space="preserve"> отслеживает </w:t>
+      </w:r>
+      <w:r>
+        <w:rPr>
+          <w:rFonts w:ascii="Times New Roman" w:hAnsi="Times New Roman" w:cs="Times New Roman"/>
+          <w:lang w:val="en-US"/>
+        </w:rPr>
+        <w:t>API</w:t>
+      </w:r>
+      <w:r>
+        <w:rPr>
+          <w:rFonts w:ascii="Times New Roman" w:hAnsi="Times New Roman" w:cs="Times New Roman"/>
+        </w:rPr>
+        <w:t xml:space="preserve">, </w:t>
+      </w:r>
+      <w:r>
+        <w:rPr>
+          <w:rFonts w:ascii="Times New Roman" w:hAnsi="Times New Roman" w:cs="Times New Roman"/>
+        </w:rPr>
+        <w:t>взаимодействует с системой контейнеризации (</w:t>
+      </w:r>
+      <w:proofErr w:type="spellStart"/>
+      <w:r>
+        <w:rPr>
+          <w:rFonts w:ascii="Times New Roman" w:hAnsi="Times New Roman" w:cs="Times New Roman"/>
+          <w:b/>
+          <w:lang w:val="en-US"/>
+        </w:rPr>
+        <w:t>docker</w:t>
+      </w:r>
+      <w:proofErr w:type="spellEnd"/>
+      <w:r>
+        <w:rPr>
+          <w:rFonts w:ascii="Times New Roman" w:hAnsi="Times New Roman" w:cs="Times New Roman"/>
+          <w:b/>
+        </w:rPr>
+        <w:t>/</w:t>
+      </w:r>
+      <w:proofErr w:type="spellStart"/>
+      <w:r>
+        <w:rPr>
+          <w:rFonts w:ascii="Times New Roman" w:hAnsi="Times New Roman" w:cs="Times New Roman"/>
+          <w:b/>
+          <w:lang w:val="en-US"/>
+        </w:rPr>
+        <w:t>containerD</w:t>
+      </w:r>
+      <w:proofErr w:type="spellEnd"/>
+      <w:r>
+        <w:rPr>
+          <w:rFonts w:ascii="Times New Roman" w:hAnsi="Times New Roman" w:cs="Times New Roman"/>
+          <w:b/>
+        </w:rPr>
+        <w:t>/</w:t>
+      </w:r>
+      <w:proofErr w:type="spellStart"/>
+      <w:r>
+        <w:rPr>
+          <w:rFonts w:ascii="Times New Roman" w:hAnsi="Times New Roman" w:cs="Times New Roman"/>
+          <w:b/>
+          <w:lang w:val="en-US"/>
+        </w:rPr>
+        <w:t>crio</w:t>
+      </w:r>
+      <w:proofErr w:type="spellEnd"/>
+      <w:r>
+        <w:rPr>
+          <w:rFonts w:ascii="Times New Roman" w:hAnsi="Times New Roman" w:cs="Times New Roman"/>
+        </w:rPr>
+        <w:t>) которая запускает</w:t>
+      </w:r>
+      <w:r>
+        <w:rPr>
+          <w:rFonts w:ascii="Times New Roman" w:hAnsi="Times New Roman" w:cs="Times New Roman"/>
+        </w:rPr>
+        <w:t xml:space="preserve"> и удаляет</w:t>
+      </w:r>
+      <w:r>
+        <w:rPr>
+          <w:rFonts w:ascii="Times New Roman" w:hAnsi="Times New Roman" w:cs="Times New Roman"/>
+        </w:rPr>
+        <w:t xml:space="preserve"> контейнеры пода. Отслеживает поды и сообщает их статус в </w:t>
+      </w:r>
+      <w:r>
+        <w:rPr>
+          <w:rFonts w:ascii="Times New Roman" w:hAnsi="Times New Roman" w:cs="Times New Roman"/>
+          <w:lang w:val="en-US"/>
+        </w:rPr>
+        <w:t>API</w:t>
+      </w:r>
+    </w:p>
+    <w:p>
+      <w:pPr>
+        <w:rPr>
+          <w:rFonts w:ascii="Times New Roman" w:hAnsi="Times New Roman" w:cs="Times New Roman"/>
+        </w:rPr>
+      </w:pPr>
+      <w:r>
+        <w:rPr>
+          <w:rFonts w:ascii="Times New Roman" w:hAnsi="Times New Roman" w:cs="Times New Roman"/>
+        </w:rPr>
+        <w:t xml:space="preserve">Делает </w:t>
+      </w:r>
+      <w:r>
+        <w:rPr>
+          <w:rFonts w:ascii="Times New Roman" w:hAnsi="Times New Roman" w:cs="Times New Roman"/>
+          <w:lang w:val="en-US"/>
+        </w:rPr>
+        <w:t>liveness</w:t>
+      </w:r>
+      <w:r>
+        <w:rPr>
+          <w:rFonts w:ascii="Times New Roman" w:hAnsi="Times New Roman" w:cs="Times New Roman"/>
+        </w:rPr>
+        <w:t xml:space="preserve"> </w:t>
+      </w:r>
+      <w:proofErr w:type="spellStart"/>
+      <w:r>
+        <w:rPr>
+          <w:rFonts w:ascii="Times New Roman" w:hAnsi="Times New Roman" w:cs="Times New Roman"/>
+          <w:lang w:val="en-US"/>
+        </w:rPr>
+        <w:t>rediness</w:t>
+      </w:r>
+      <w:proofErr w:type="spellEnd"/>
+      <w:r>
+        <w:rPr>
+          <w:rFonts w:ascii="Times New Roman" w:hAnsi="Times New Roman" w:cs="Times New Roman"/>
+        </w:rPr>
+        <w:t xml:space="preserve"> </w:t>
+      </w:r>
+      <w:r>
+        <w:rPr>
+          <w:rFonts w:ascii="Times New Roman" w:hAnsi="Times New Roman" w:cs="Times New Roman"/>
+          <w:lang w:val="en-US"/>
+        </w:rPr>
+        <w:t>startup</w:t>
+      </w:r>
+      <w:r>
+        <w:rPr>
+          <w:rFonts w:ascii="Times New Roman" w:hAnsi="Times New Roman" w:cs="Times New Roman"/>
+        </w:rPr>
+        <w:t xml:space="preserve"> пробы</w:t>
+      </w:r>
+      <w:r>
+        <w:rPr>
+          <w:rFonts w:ascii="Times New Roman" w:hAnsi="Times New Roman" w:cs="Times New Roman"/>
+        </w:rPr>
+        <w:t xml:space="preserve"> (</w:t>
+      </w:r>
+      <w:proofErr w:type="gramStart"/>
+      <w:r>
+        <w:rPr>
+          <w:rFonts w:ascii="Times New Roman" w:hAnsi="Times New Roman" w:cs="Times New Roman"/>
+        </w:rPr>
+        <w:t>перезапускает</w:t>
+      </w:r>
+      <w:proofErr w:type="gramEnd"/>
+      <w:r>
+        <w:rPr>
+          <w:rFonts w:ascii="Times New Roman" w:hAnsi="Times New Roman" w:cs="Times New Roman"/>
+        </w:rPr>
+        <w:t xml:space="preserve"> когда не проходят)</w:t>
+      </w:r>
+      <w:r>
+        <w:rPr>
+          <w:rFonts w:ascii="Times New Roman" w:hAnsi="Times New Roman" w:cs="Times New Roman"/>
+        </w:rPr>
+        <w:t xml:space="preserve">, </w:t>
+      </w:r>
+      <w:r>
+        <w:rPr>
+          <w:rFonts w:ascii="Times New Roman" w:hAnsi="Times New Roman" w:cs="Times New Roman"/>
+          <w:i/>
+        </w:rPr>
+        <w:t xml:space="preserve">стоит на всех </w:t>
+      </w:r>
+      <w:proofErr w:type="spellStart"/>
+      <w:r>
+        <w:rPr>
+          <w:rFonts w:ascii="Times New Roman" w:hAnsi="Times New Roman" w:cs="Times New Roman"/>
+          <w:i/>
+        </w:rPr>
+        <w:t>нодах</w:t>
+      </w:r>
+      <w:proofErr w:type="spellEnd"/>
+    </w:p>
+    <w:p>
+      <w:pPr>
+        <w:rPr>
+          <w:rFonts w:ascii="Times New Roman" w:hAnsi="Times New Roman" w:cs="Times New Roman"/>
+        </w:rPr>
+      </w:pPr>
+    </w:p>
+    <w:p>
+      <w:pPr>
+        <w:rPr>
+          <w:rFonts w:ascii="Times New Roman" w:hAnsi="Times New Roman" w:cs="Times New Roman"/>
+          <w:i/>
+        </w:rPr>
+      </w:pPr>
+      <w:proofErr w:type="spellStart"/>
       <w:r>
         <w:rPr>
           <w:rFonts w:ascii="Times New Roman" w:hAnsi="Times New Roman" w:cs="Times New Roman"/>
           <w:b/>
           <w:sz w:val="28"/>
           <w:szCs w:val="28"/>
-        </w:rPr>
-        <w:t>-</w:t>
-      </w:r>
+          <w:lang w:val="en-US"/>
+        </w:rPr>
+        <w:t>Kube</w:t>
+      </w:r>
+      <w:proofErr w:type="spellEnd"/>
       <w:r>
         <w:rPr>
           <w:rFonts w:ascii="Times New Roman" w:hAnsi="Times New Roman" w:cs="Times New Roman"/>
           <w:b/>
           <w:sz w:val="28"/>
           <w:szCs w:val="28"/>
-          <w:lang w:val="en-US"/>
-        </w:rPr>
-        <w:t>proxy</w:t>
+        </w:rPr>
+        <w:t>-</w:t>
       </w:r>
       <w:r>
         <w:rPr>
@@ -1254,6 +1665,16 @@
           <w:b/>
           <w:sz w:val="28"/>
           <w:szCs w:val="28"/>
+          <w:lang w:val="en-US"/>
+        </w:rPr>
+        <w:t>proxy</w:t>
+      </w:r>
+      <w:r>
+        <w:rPr>
+          <w:rFonts w:ascii="Times New Roman" w:hAnsi="Times New Roman" w:cs="Times New Roman"/>
+          <w:b/>
+          <w:sz w:val="28"/>
+          <w:szCs w:val="28"/>
         </w:rPr>
         <w:t xml:space="preserve"> </w:t>
       </w:r>
@@ -1263,6 +1684,7 @@
         </w:rPr>
         <w:t>Организация работы сервисов (</w:t>
       </w:r>
+      <w:proofErr w:type="spellStart"/>
       <w:r>
         <w:rPr>
           <w:rFonts w:ascii="Times New Roman" w:hAnsi="Times New Roman" w:cs="Times New Roman"/>
@@ -1270,6 +1692,7 @@
         </w:rPr>
         <w:t>iptables</w:t>
       </w:r>
+      <w:proofErr w:type="spellEnd"/>
       <w:r>
         <w:rPr>
           <w:rFonts w:ascii="Times New Roman" w:hAnsi="Times New Roman" w:cs="Times New Roman"/>
@@ -1281,8 +1704,17 @@
           <w:rFonts w:ascii="Times New Roman" w:hAnsi="Times New Roman" w:cs="Times New Roman"/>
           <w:i/>
         </w:rPr>
-        <w:t>стоит на всех нодах</w:t>
-      </w:r>
+        <w:t xml:space="preserve">стоит на всех </w:t>
+      </w:r>
+      <w:proofErr w:type="spellStart"/>
+      <w:r>
+        <w:rPr>
+          <w:rFonts w:ascii="Times New Roman" w:hAnsi="Times New Roman" w:cs="Times New Roman"/>
+          <w:i/>
+        </w:rPr>
+        <w:t>нодах</w:t>
+      </w:r>
+      <w:proofErr w:type="spellEnd"/>
     </w:p>
     <w:p>
       <w:pPr>
@@ -1479,6 +1911,7 @@
         </w:rPr>
         <w:t xml:space="preserve"> взаимодействуют только с сервером </w:t>
       </w:r>
+      <w:proofErr w:type="gramStart"/>
       <w:r>
         <w:rPr>
           <w:rFonts w:ascii="Times New Roman" w:hAnsi="Times New Roman" w:cs="Times New Roman"/>
@@ -1493,13 +1926,21 @@
           <w:rFonts w:ascii="Times New Roman" w:hAnsi="Times New Roman" w:cs="Times New Roman"/>
           <w:color w:val="000000"/>
         </w:rPr>
-        <w:t xml:space="preserve"> , </w:t>
-      </w:r>
-      <w:r>
-        <w:rPr>
-          <w:rFonts w:ascii="Times New Roman" w:hAnsi="Times New Roman" w:cs="Times New Roman"/>
-          <w:b/>
+        <w:t xml:space="preserve"> ,</w:t>
+      </w:r>
+      <w:proofErr w:type="gramEnd"/>
+      <w:r>
+        <w:rPr>
+          <w:rFonts w:ascii="Times New Roman" w:hAnsi="Times New Roman" w:cs="Times New Roman"/>
           <w:color w:val="000000"/>
+        </w:rPr>
+        <w:t xml:space="preserve"> </w:t>
+      </w:r>
+      <w:r>
+        <w:rPr>
+          <w:rFonts w:ascii="Times New Roman" w:hAnsi="Times New Roman" w:cs="Times New Roman"/>
+          <w:b/>
+          <w:color w:val="000000"/>
           <w:lang w:val="en-US"/>
         </w:rPr>
         <w:t>API</w:t>
@@ -1518,6 +1959,7 @@
         </w:rPr>
         <w:t xml:space="preserve">единственный компонент взаимодействующий с </w:t>
       </w:r>
+      <w:proofErr w:type="spellStart"/>
       <w:r>
         <w:rPr>
           <w:rFonts w:ascii="Times New Roman" w:hAnsi="Times New Roman" w:cs="Times New Roman"/>
@@ -1527,6 +1969,7 @@
         </w:rPr>
         <w:t>etcd</w:t>
       </w:r>
+      <w:proofErr w:type="spellEnd"/>
       <w:r>
         <w:rPr>
           <w:rFonts w:ascii="Times New Roman" w:hAnsi="Times New Roman" w:cs="Times New Roman"/>
@@ -1541,6 +1984,7 @@
         </w:rPr>
         <w:t xml:space="preserve">данные в хранилище </w:t>
       </w:r>
+      <w:proofErr w:type="spellStart"/>
       <w:r>
         <w:rPr>
           <w:rFonts w:ascii="Times New Roman" w:hAnsi="Times New Roman" w:cs="Times New Roman"/>
@@ -1550,6 +1994,7 @@
         </w:rPr>
         <w:t>etcd</w:t>
       </w:r>
+      <w:proofErr w:type="spellEnd"/>
       <w:r>
         <w:rPr>
           <w:rFonts w:ascii="Times New Roman" w:hAnsi="Times New Roman" w:cs="Times New Roman"/>
@@ -1720,7 +2165,7 @@
           <w:sz w:val="32"/>
           <w:szCs w:val="32"/>
           <w:bdr w:val="none" w:sz="0" w:space="0" w:color="auto" w:frame="1"/>
-          <w:lang w:val="en-US" w:eastAsia="ru-RU"/>
+          <w:lang w:eastAsia="ru-RU"/>
         </w:rPr>
       </w:pPr>
     </w:p>
@@ -2122,6 +2567,7 @@
         </w:rPr>
         <w:t>=/</w:t>
       </w:r>
+      <w:proofErr w:type="spellStart"/>
       <w:r>
         <w:rPr>
           <w:rFonts w:ascii="Times New Roman" w:eastAsia="Times New Roman" w:hAnsi="Times New Roman" w:cs="Times New Roman"/>
@@ -2133,6 +2579,7 @@
         </w:rPr>
         <w:t>var</w:t>
       </w:r>
+      <w:proofErr w:type="spellEnd"/>
       <w:r>
         <w:rPr>
           <w:rFonts w:ascii="Times New Roman" w:eastAsia="Times New Roman" w:hAnsi="Times New Roman" w:cs="Times New Roman"/>
@@ -2188,6 +2635,7 @@
         </w:rPr>
         <w:t>/</w:t>
       </w:r>
+      <w:proofErr w:type="spellStart"/>
       <w:r>
         <w:rPr>
           <w:rFonts w:ascii="Times New Roman" w:eastAsia="Times New Roman" w:hAnsi="Times New Roman" w:cs="Times New Roman"/>
@@ -2199,6 +2647,7 @@
         </w:rPr>
         <w:t>etcd</w:t>
       </w:r>
+      <w:proofErr w:type="spellEnd"/>
       <w:r>
         <w:rPr>
           <w:rFonts w:ascii="Times New Roman" w:eastAsia="Times New Roman" w:hAnsi="Times New Roman" w:cs="Times New Roman"/>
@@ -2232,6 +2681,7 @@
         </w:rPr>
         <w:t>.</w:t>
       </w:r>
+      <w:proofErr w:type="spellStart"/>
       <w:r>
         <w:rPr>
           <w:rFonts w:ascii="Times New Roman" w:eastAsia="Times New Roman" w:hAnsi="Times New Roman" w:cs="Times New Roman"/>
@@ -2243,6 +2693,7 @@
         </w:rPr>
         <w:t>crt</w:t>
       </w:r>
+      <w:proofErr w:type="spellEnd"/>
       <w:r>
         <w:rPr>
           <w:rFonts w:ascii="Times New Roman" w:eastAsia="Times New Roman" w:hAnsi="Times New Roman" w:cs="Times New Roman"/>
@@ -2294,7 +2745,55 @@
           <w:bdr w:val="none" w:sz="0" w:space="0" w:color="auto" w:frame="1"/>
           <w:lang w:val="en-US" w:eastAsia="ru-RU"/>
         </w:rPr>
-        <w:t>export ETCDCTL_CERT=/var/lib/certs/etcd/peer.crt \</w:t>
+        <w:t>export ETCDCTL_CERT=/</w:t>
+      </w:r>
+      <w:proofErr w:type="spellStart"/>
+      <w:r>
+        <w:rPr>
+          <w:rFonts w:ascii="Times New Roman" w:eastAsia="Times New Roman" w:hAnsi="Times New Roman" w:cs="Times New Roman"/>
+          <w:color w:val="1F2328"/>
+          <w:sz w:val="18"/>
+          <w:szCs w:val="18"/>
+          <w:bdr w:val="none" w:sz="0" w:space="0" w:color="auto" w:frame="1"/>
+          <w:lang w:val="en-US" w:eastAsia="ru-RU"/>
+        </w:rPr>
+        <w:t>var</w:t>
+      </w:r>
+      <w:proofErr w:type="spellEnd"/>
+      <w:r>
+        <w:rPr>
+          <w:rFonts w:ascii="Times New Roman" w:eastAsia="Times New Roman" w:hAnsi="Times New Roman" w:cs="Times New Roman"/>
+          <w:color w:val="1F2328"/>
+          <w:sz w:val="18"/>
+          <w:szCs w:val="18"/>
+          <w:bdr w:val="none" w:sz="0" w:space="0" w:color="auto" w:frame="1"/>
+          <w:lang w:val="en-US" w:eastAsia="ru-RU"/>
+        </w:rPr>
+        <w:t>/lib/certs/</w:t>
+      </w:r>
+      <w:proofErr w:type="spellStart"/>
+      <w:r>
+        <w:rPr>
+          <w:rFonts w:ascii="Times New Roman" w:eastAsia="Times New Roman" w:hAnsi="Times New Roman" w:cs="Times New Roman"/>
+          <w:color w:val="1F2328"/>
+          <w:sz w:val="18"/>
+          <w:szCs w:val="18"/>
+          <w:bdr w:val="none" w:sz="0" w:space="0" w:color="auto" w:frame="1"/>
+          <w:lang w:val="en-US" w:eastAsia="ru-RU"/>
+        </w:rPr>
+        <w:t>etcd</w:t>
+      </w:r>
+      <w:proofErr w:type="spellEnd"/>
+      <w:r>
+        <w:rPr>
+          <w:rFonts w:ascii="Times New Roman" w:eastAsia="Times New Roman" w:hAnsi="Times New Roman" w:cs="Times New Roman"/>
+          <w:color w:val="1F2328"/>
+          <w:sz w:val="18"/>
+          <w:szCs w:val="18"/>
+          <w:bdr w:val="none" w:sz="0" w:space="0" w:color="auto" w:frame="1"/>
+          <w:lang w:val="en-US" w:eastAsia="ru-RU"/>
+        </w:rPr>
+        <w:t>/peer.crt \</w:t>
       </w:r>
     </w:p>
     <w:p>
@@ -2336,7 +2835,79 @@
           <w:bdr w:val="none" w:sz="0" w:space="0" w:color="auto" w:frame="1"/>
           <w:lang w:val="en-US" w:eastAsia="ru-RU"/>
         </w:rPr>
-        <w:t>export ETCDCTL_KEY=/var/lib/certs/etcd/peer.key \</w:t>
+        <w:t>export ETCDCTL_KEY=/</w:t>
+      </w:r>
+      <w:proofErr w:type="spellStart"/>
+      <w:r>
+        <w:rPr>
+          <w:rFonts w:ascii="Times New Roman" w:eastAsia="Times New Roman" w:hAnsi="Times New Roman" w:cs="Times New Roman"/>
+          <w:color w:val="1F2328"/>
+          <w:sz w:val="18"/>
+          <w:szCs w:val="18"/>
+          <w:bdr w:val="none" w:sz="0" w:space="0" w:color="auto" w:frame="1"/>
+          <w:lang w:val="en-US" w:eastAsia="ru-RU"/>
+        </w:rPr>
+        <w:t>var</w:t>
+      </w:r>
+      <w:proofErr w:type="spellEnd"/>
+      <w:r>
+        <w:rPr>
+          <w:rFonts w:ascii="Times New Roman" w:eastAsia="Times New Roman" w:hAnsi="Times New Roman" w:cs="Times New Roman"/>
+          <w:color w:val="1F2328"/>
+          <w:sz w:val="18"/>
+          <w:szCs w:val="18"/>
+          <w:bdr w:val="none" w:sz="0" w:space="0" w:color="auto" w:frame="1"/>
+          <w:lang w:val="en-US" w:eastAsia="ru-RU"/>
+        </w:rPr>
+        <w:t>/lib/certs/</w:t>
+      </w:r>
+      <w:proofErr w:type="spellStart"/>
+      <w:r>
+        <w:rPr>
+          <w:rFonts w:ascii="Times New Roman" w:eastAsia="Times New Roman" w:hAnsi="Times New Roman" w:cs="Times New Roman"/>
+          <w:color w:val="1F2328"/>
+          <w:sz w:val="18"/>
+          <w:szCs w:val="18"/>
+          <w:bdr w:val="none" w:sz="0" w:space="0" w:color="auto" w:frame="1"/>
+          <w:lang w:val="en-US" w:eastAsia="ru-RU"/>
+        </w:rPr>
+        <w:t>etcd</w:t>
+      </w:r>
+      <w:proofErr w:type="spellEnd"/>
+      <w:r>
+        <w:rPr>
+          <w:rFonts w:ascii="Times New Roman" w:eastAsia="Times New Roman" w:hAnsi="Times New Roman" w:cs="Times New Roman"/>
+          <w:color w:val="1F2328"/>
+          <w:sz w:val="18"/>
+          <w:szCs w:val="18"/>
+          <w:bdr w:val="none" w:sz="0" w:space="0" w:color="auto" w:frame="1"/>
+          <w:lang w:val="en-US" w:eastAsia="ru-RU"/>
+        </w:rPr>
+        <w:t>/</w:t>
+      </w:r>
+      <w:proofErr w:type="spellStart"/>
+      <w:r>
+        <w:rPr>
+          <w:rFonts w:ascii="Times New Roman" w:eastAsia="Times New Roman" w:hAnsi="Times New Roman" w:cs="Times New Roman"/>
+          <w:color w:val="1F2328"/>
+          <w:sz w:val="18"/>
+          <w:szCs w:val="18"/>
+          <w:bdr w:val="none" w:sz="0" w:space="0" w:color="auto" w:frame="1"/>
+          <w:lang w:val="en-US" w:eastAsia="ru-RU"/>
+        </w:rPr>
+        <w:t>peer.key</w:t>
+      </w:r>
+      <w:proofErr w:type="spellEnd"/>
+      <w:r>
+        <w:rPr>
+          <w:rFonts w:ascii="Times New Roman" w:eastAsia="Times New Roman" w:hAnsi="Times New Roman" w:cs="Times New Roman"/>
+          <w:color w:val="1F2328"/>
+          <w:sz w:val="18"/>
+          <w:szCs w:val="18"/>
+          <w:bdr w:val="none" w:sz="0" w:space="0" w:color="auto" w:frame="1"/>
+          <w:lang w:val="en-US" w:eastAsia="ru-RU"/>
+        </w:rPr>
+        <w:t xml:space="preserve"> \</w:t>
       </w:r>
     </w:p>
     <w:p>
@@ -2443,6 +3014,7 @@
           <w:lang w:val="en-US"/>
         </w:rPr>
       </w:pPr>
+      <w:proofErr w:type="spellStart"/>
       <w:r>
         <w:rPr>
           <w:rFonts w:ascii="Times New Roman" w:hAnsi="Times New Roman" w:cs="Times New Roman"/>
@@ -2451,7 +3023,18 @@
           <w:szCs w:val="24"/>
           <w:lang w:val="en-US"/>
         </w:rPr>
-        <w:t>etcdctl get --keys-only --prefix=true /registry/pods/</w:t>
+        <w:t>etcdctl</w:t>
+      </w:r>
+      <w:proofErr w:type="spellEnd"/>
+      <w:r>
+        <w:rPr>
+          <w:rFonts w:ascii="Times New Roman" w:hAnsi="Times New Roman" w:cs="Times New Roman"/>
+          <w:color w:val="000000"/>
+          <w:sz w:val="24"/>
+          <w:szCs w:val="24"/>
+          <w:lang w:val="en-US"/>
+        </w:rPr>
+        <w:t xml:space="preserve"> get --keys-only --prefix=true /registry/pods/</w:t>
       </w:r>
     </w:p>
     <w:p>
@@ -2602,7 +3185,25 @@
           <w:sz w:val="24"/>
           <w:szCs w:val="24"/>
         </w:rPr>
-        <w:t xml:space="preserve"> - плагин проверяет может ли пользователь выполнять запрошенное действие на ресурсом, например может ли пользователь создавать поды в запрошенном пространстве имен</w:t>
+        <w:t xml:space="preserve"> - плагин проверяет может ли пользователь выполнять запрошенное действие </w:t>
+      </w:r>
+      <w:proofErr w:type="gramStart"/>
+      <w:r>
+        <w:rPr>
+          <w:rFonts w:ascii="Times New Roman" w:hAnsi="Times New Roman" w:cs="Times New Roman"/>
+          <w:sz w:val="24"/>
+          <w:szCs w:val="24"/>
+        </w:rPr>
+        <w:t>на ресурсом</w:t>
+      </w:r>
+      <w:proofErr w:type="gramEnd"/>
+      <w:r>
+        <w:rPr>
+          <w:rFonts w:ascii="Times New Roman" w:hAnsi="Times New Roman" w:cs="Times New Roman"/>
+          <w:sz w:val="24"/>
+          <w:szCs w:val="24"/>
+        </w:rPr>
+        <w:t>, например может ли пользователь создавать поды в запрошенном пространстве имен</w:t>
       </w:r>
     </w:p>
     <w:p>
@@ -2798,6 +3399,7 @@
           <w:szCs w:val="40"/>
         </w:rPr>
       </w:pPr>
+      <w:proofErr w:type="spellStart"/>
       <w:r>
         <w:rPr>
           <w:rFonts w:ascii="Times New Roman" w:hAnsi="Times New Roman" w:cs="Times New Roman"/>
@@ -2809,6 +3411,7 @@
         <w:lastRenderedPageBreak/>
         <w:t>Scheduller</w:t>
       </w:r>
+      <w:proofErr w:type="spellEnd"/>
       <w:r>
         <w:rPr>
           <w:rFonts w:ascii="Times New Roman" w:hAnsi="Times New Roman" w:cs="Times New Roman"/>
@@ -2835,25 +3438,147 @@
           <w:sz w:val="24"/>
           <w:szCs w:val="24"/>
         </w:rPr>
-        <w:t>Алгоритм назначначения подов на ноды:</w:t>
-      </w:r>
-    </w:p>
-    <w:p>
-      <w:pPr>
-        <w:rPr>
-          <w:rFonts w:ascii="Times New Roman" w:hAnsi="Times New Roman" w:cs="Times New Roman"/>
-          <w:sz w:val="24"/>
-          <w:szCs w:val="24"/>
-        </w:rPr>
-      </w:pPr>
-      <w:r>
-        <w:rPr>
-          <w:rFonts w:ascii="Times New Roman" w:hAnsi="Times New Roman" w:cs="Times New Roman"/>
-          <w:sz w:val="24"/>
-          <w:szCs w:val="24"/>
-        </w:rPr>
-        <w:t>Фильтрация нодов на которые можно поставить под и приоретизация нодов и выбор лучшего, если несколько нодов имеют самый высокий балл, используется циклический перебор, чтобы гарантировать, что модули развернуты равномерно по нодам</w:t>
-      </w:r>
+        <w:t xml:space="preserve">Алгоритм </w:t>
+      </w:r>
+      <w:proofErr w:type="spellStart"/>
+      <w:r>
+        <w:rPr>
+          <w:rFonts w:ascii="Times New Roman" w:hAnsi="Times New Roman" w:cs="Times New Roman"/>
+          <w:i/>
+          <w:sz w:val="24"/>
+          <w:szCs w:val="24"/>
+        </w:rPr>
+        <w:t>назначначения</w:t>
+      </w:r>
+      <w:proofErr w:type="spellEnd"/>
+      <w:r>
+        <w:rPr>
+          <w:rFonts w:ascii="Times New Roman" w:hAnsi="Times New Roman" w:cs="Times New Roman"/>
+          <w:i/>
+          <w:sz w:val="24"/>
+          <w:szCs w:val="24"/>
+        </w:rPr>
+        <w:t xml:space="preserve"> подов на </w:t>
+      </w:r>
+      <w:proofErr w:type="spellStart"/>
+      <w:r>
+        <w:rPr>
+          <w:rFonts w:ascii="Times New Roman" w:hAnsi="Times New Roman" w:cs="Times New Roman"/>
+          <w:i/>
+          <w:sz w:val="24"/>
+          <w:szCs w:val="24"/>
+        </w:rPr>
+        <w:t>ноды</w:t>
+      </w:r>
+      <w:proofErr w:type="spellEnd"/>
+      <w:r>
+        <w:rPr>
+          <w:rFonts w:ascii="Times New Roman" w:hAnsi="Times New Roman" w:cs="Times New Roman"/>
+          <w:i/>
+          <w:sz w:val="24"/>
+          <w:szCs w:val="24"/>
+        </w:rPr>
+        <w:t>:</w:t>
+      </w:r>
+    </w:p>
+    <w:p>
+      <w:pPr>
+        <w:rPr>
+          <w:rFonts w:ascii="Times New Roman" w:hAnsi="Times New Roman" w:cs="Times New Roman"/>
+          <w:sz w:val="24"/>
+          <w:szCs w:val="24"/>
+        </w:rPr>
+      </w:pPr>
+      <w:r>
+        <w:rPr>
+          <w:rFonts w:ascii="Times New Roman" w:hAnsi="Times New Roman" w:cs="Times New Roman"/>
+          <w:sz w:val="24"/>
+          <w:szCs w:val="24"/>
+        </w:rPr>
+        <w:t xml:space="preserve">Фильтрация </w:t>
+      </w:r>
+      <w:proofErr w:type="spellStart"/>
+      <w:r>
+        <w:rPr>
+          <w:rFonts w:ascii="Times New Roman" w:hAnsi="Times New Roman" w:cs="Times New Roman"/>
+          <w:sz w:val="24"/>
+          <w:szCs w:val="24"/>
+        </w:rPr>
+        <w:t>нодов</w:t>
+      </w:r>
+      <w:proofErr w:type="spellEnd"/>
+      <w:r>
+        <w:rPr>
+          <w:rFonts w:ascii="Times New Roman" w:hAnsi="Times New Roman" w:cs="Times New Roman"/>
+          <w:sz w:val="24"/>
+          <w:szCs w:val="24"/>
+        </w:rPr>
+        <w:t xml:space="preserve"> на которые можно поставить под и </w:t>
+      </w:r>
+      <w:proofErr w:type="spellStart"/>
+      <w:r>
+        <w:rPr>
+          <w:rFonts w:ascii="Times New Roman" w:hAnsi="Times New Roman" w:cs="Times New Roman"/>
+          <w:sz w:val="24"/>
+          <w:szCs w:val="24"/>
+        </w:rPr>
+        <w:t>приоретизация</w:t>
+      </w:r>
+      <w:proofErr w:type="spellEnd"/>
+      <w:r>
+        <w:rPr>
+          <w:rFonts w:ascii="Times New Roman" w:hAnsi="Times New Roman" w:cs="Times New Roman"/>
+          <w:sz w:val="24"/>
+          <w:szCs w:val="24"/>
+        </w:rPr>
+        <w:t xml:space="preserve"> </w:t>
+      </w:r>
+      <w:proofErr w:type="spellStart"/>
+      <w:r>
+        <w:rPr>
+          <w:rFonts w:ascii="Times New Roman" w:hAnsi="Times New Roman" w:cs="Times New Roman"/>
+          <w:sz w:val="24"/>
+          <w:szCs w:val="24"/>
+        </w:rPr>
+        <w:t>нодов</w:t>
+      </w:r>
+      <w:proofErr w:type="spellEnd"/>
+      <w:r>
+        <w:rPr>
+          <w:rFonts w:ascii="Times New Roman" w:hAnsi="Times New Roman" w:cs="Times New Roman"/>
+          <w:sz w:val="24"/>
+          <w:szCs w:val="24"/>
+        </w:rPr>
+        <w:t xml:space="preserve"> и выбор лучшего, если несколько </w:t>
+      </w:r>
+      <w:proofErr w:type="spellStart"/>
+      <w:r>
+        <w:rPr>
+          <w:rFonts w:ascii="Times New Roman" w:hAnsi="Times New Roman" w:cs="Times New Roman"/>
+          <w:sz w:val="24"/>
+          <w:szCs w:val="24"/>
+        </w:rPr>
+        <w:t>нодов</w:t>
+      </w:r>
+      <w:proofErr w:type="spellEnd"/>
+      <w:r>
+        <w:rPr>
+          <w:rFonts w:ascii="Times New Roman" w:hAnsi="Times New Roman" w:cs="Times New Roman"/>
+          <w:sz w:val="24"/>
+          <w:szCs w:val="24"/>
+        </w:rPr>
+        <w:t xml:space="preserve"> имеют самый высокий балл, используется циклический перебор, чтобы гарантировать, что модули развернуты равномерно по </w:t>
+      </w:r>
+      <w:proofErr w:type="spellStart"/>
+      <w:r>
+        <w:rPr>
+          <w:rFonts w:ascii="Times New Roman" w:hAnsi="Times New Roman" w:cs="Times New Roman"/>
+          <w:sz w:val="24"/>
+          <w:szCs w:val="24"/>
+        </w:rPr>
+        <w:t>нодам</w:t>
+      </w:r>
+      <w:proofErr w:type="spellEnd"/>
     </w:p>
     <w:p>
       <w:pPr>
@@ -2931,7 +3656,27 @@
           <w:sz w:val="24"/>
           <w:szCs w:val="24"/>
         </w:rPr>
-        <w:t>Критерии выбора ноды:</w:t>
+        <w:t xml:space="preserve">Критерии выбора </w:t>
+      </w:r>
+      <w:proofErr w:type="spellStart"/>
+      <w:r>
+        <w:rPr>
+          <w:rFonts w:ascii="Times New Roman" w:hAnsi="Times New Roman" w:cs="Times New Roman"/>
+          <w:i/>
+          <w:sz w:val="24"/>
+          <w:szCs w:val="24"/>
+        </w:rPr>
+        <w:t>ноды</w:t>
+      </w:r>
+      <w:proofErr w:type="spellEnd"/>
+      <w:r>
+        <w:rPr>
+          <w:rFonts w:ascii="Times New Roman" w:hAnsi="Times New Roman" w:cs="Times New Roman"/>
+          <w:i/>
+          <w:sz w:val="24"/>
+          <w:szCs w:val="24"/>
+        </w:rPr>
+        <w:t>:</w:t>
       </w:r>
     </w:p>
     <w:p>
@@ -2981,7 +3726,25 @@
           <w:sz w:val="24"/>
           <w:szCs w:val="24"/>
         </w:rPr>
-        <w:t>заканчиваются ли в ноде ресурсы</w:t>
+        <w:t xml:space="preserve">заканчиваются ли в </w:t>
+      </w:r>
+      <w:proofErr w:type="spellStart"/>
+      <w:r>
+        <w:rPr>
+          <w:rFonts w:ascii="Times New Roman" w:hAnsi="Times New Roman" w:cs="Times New Roman"/>
+          <w:sz w:val="24"/>
+          <w:szCs w:val="24"/>
+        </w:rPr>
+        <w:t>ноде</w:t>
+      </w:r>
+      <w:proofErr w:type="spellEnd"/>
+      <w:r>
+        <w:rPr>
+          <w:rFonts w:ascii="Times New Roman" w:hAnsi="Times New Roman" w:cs="Times New Roman"/>
+          <w:sz w:val="24"/>
+          <w:szCs w:val="24"/>
+        </w:rPr>
+        <w:t xml:space="preserve"> ресурсы</w:t>
       </w:r>
     </w:p>
     <w:p>
@@ -3014,7 +3777,43 @@
           <w:sz w:val="24"/>
           <w:szCs w:val="24"/>
         </w:rPr>
-        <w:t>запрос пода на конкретную ноду (например по имени)</w:t>
+        <w:t xml:space="preserve">запрос пода на конкретную </w:t>
+      </w:r>
+      <w:proofErr w:type="spellStart"/>
+      <w:r>
+        <w:rPr>
+          <w:rFonts w:ascii="Times New Roman" w:hAnsi="Times New Roman" w:cs="Times New Roman"/>
+          <w:sz w:val="24"/>
+          <w:szCs w:val="24"/>
+        </w:rPr>
+        <w:t>ноду</w:t>
+      </w:r>
+      <w:proofErr w:type="spellEnd"/>
+      <w:r>
+        <w:rPr>
+          <w:rFonts w:ascii="Times New Roman" w:hAnsi="Times New Roman" w:cs="Times New Roman"/>
+          <w:sz w:val="24"/>
+          <w:szCs w:val="24"/>
+        </w:rPr>
+        <w:t xml:space="preserve"> (</w:t>
+      </w:r>
+      <w:proofErr w:type="gramStart"/>
+      <w:r>
+        <w:rPr>
+          <w:rFonts w:ascii="Times New Roman" w:hAnsi="Times New Roman" w:cs="Times New Roman"/>
+          <w:sz w:val="24"/>
+          <w:szCs w:val="24"/>
+        </w:rPr>
+        <w:t>например</w:t>
+      </w:r>
+      <w:proofErr w:type="gramEnd"/>
+      <w:r>
+        <w:rPr>
+          <w:rFonts w:ascii="Times New Roman" w:hAnsi="Times New Roman" w:cs="Times New Roman"/>
+          <w:sz w:val="24"/>
+          <w:szCs w:val="24"/>
+        </w:rPr>
+        <w:t xml:space="preserve"> по имени)</w:t>
       </w:r>
     </w:p>
     <w:p>
@@ -3080,8 +3879,18 @@
           <w:sz w:val="24"/>
           <w:szCs w:val="24"/>
         </w:rPr>
-        <w:t>запрос пода на тип тома, может ли этот том быть смонтирован для этого пода на этой ноде</w:t>
-      </w:r>
+        <w:t xml:space="preserve">запрос пода на тип тома, может ли этот том быть смонтирован для этого пода на этой </w:t>
+      </w:r>
+      <w:proofErr w:type="spellStart"/>
+      <w:r>
+        <w:rPr>
+          <w:rFonts w:ascii="Times New Roman" w:hAnsi="Times New Roman" w:cs="Times New Roman"/>
+          <w:sz w:val="24"/>
+          <w:szCs w:val="24"/>
+        </w:rPr>
+        <w:t>ноде</w:t>
+      </w:r>
+      <w:proofErr w:type="spellEnd"/>
     </w:p>
     <w:p>
       <w:pPr>
@@ -3146,8 +3955,27 @@
           <w:sz w:val="24"/>
           <w:szCs w:val="24"/>
         </w:rPr>
-        <w:t xml:space="preserve">сходство / антисходство </w:t>
-      </w:r>
+        <w:t xml:space="preserve">сходство / </w:t>
+      </w:r>
+      <w:proofErr w:type="spellStart"/>
+      <w:r>
+        <w:rPr>
+          <w:rFonts w:ascii="Times New Roman" w:hAnsi="Times New Roman" w:cs="Times New Roman"/>
+          <w:sz w:val="24"/>
+          <w:szCs w:val="24"/>
+        </w:rPr>
+        <w:t>антисходство</w:t>
+      </w:r>
+      <w:proofErr w:type="spellEnd"/>
+      <w:r>
+        <w:rPr>
+          <w:rFonts w:ascii="Times New Roman" w:hAnsi="Times New Roman" w:cs="Times New Roman"/>
+          <w:sz w:val="24"/>
+          <w:szCs w:val="24"/>
+        </w:rPr>
+        <w:t xml:space="preserve"> </w:t>
+      </w:r>
+      <w:proofErr w:type="gramStart"/>
       <w:r>
         <w:rPr>
           <w:rFonts w:ascii="Times New Roman" w:hAnsi="Times New Roman" w:cs="Times New Roman"/>
@@ -3165,6 +3993,7 @@
         </w:rPr>
         <w:t>affinity</w:t>
       </w:r>
+      <w:proofErr w:type="gramEnd"/>
       <w:r>
         <w:rPr>
           <w:rFonts w:ascii="Times New Roman" w:hAnsi="Times New Roman" w:cs="Times New Roman"/>
@@ -3173,6 +4002,7 @@
         </w:rPr>
         <w:t xml:space="preserve"> </w:t>
       </w:r>
+      <w:proofErr w:type="spellStart"/>
       <w:r>
         <w:rPr>
           <w:rFonts w:ascii="Times New Roman" w:hAnsi="Times New Roman" w:cs="Times New Roman"/>
@@ -3182,6 +4012,7 @@
         </w:rPr>
         <w:t>antiAffinity</w:t>
       </w:r>
+      <w:proofErr w:type="spellEnd"/>
       <w:r>
         <w:rPr>
           <w:rFonts w:ascii="Times New Roman" w:hAnsi="Times New Roman" w:cs="Times New Roman"/>
@@ -3300,6 +4131,7 @@
         </w:rPr>
         <w:t xml:space="preserve">- </w:t>
       </w:r>
+      <w:proofErr w:type="spellStart"/>
       <w:r>
         <w:rPr>
           <w:rFonts w:ascii="Times New Roman" w:hAnsi="Times New Roman" w:cs="Times New Roman"/>
@@ -3309,25 +4141,37 @@
         </w:rPr>
         <w:t>ReplicationController</w:t>
       </w:r>
-    </w:p>
-    <w:p>
-      <w:pPr>
-        <w:rPr>
-          <w:rFonts w:ascii="Times New Roman" w:hAnsi="Times New Roman" w:cs="Times New Roman"/>
-          <w:sz w:val="24"/>
-          <w:szCs w:val="24"/>
-          <w:lang w:val="en-US"/>
-        </w:rPr>
-      </w:pPr>
-      <w:r>
-        <w:rPr>
-          <w:rFonts w:ascii="Times New Roman" w:hAnsi="Times New Roman" w:cs="Times New Roman"/>
-          <w:sz w:val="24"/>
-          <w:szCs w:val="24"/>
-          <w:lang w:val="en-US"/>
-        </w:rPr>
-        <w:t>- ReplicaSet</w:t>
-      </w:r>
+      <w:proofErr w:type="spellEnd"/>
+    </w:p>
+    <w:p>
+      <w:pPr>
+        <w:rPr>
+          <w:rFonts w:ascii="Times New Roman" w:hAnsi="Times New Roman" w:cs="Times New Roman"/>
+          <w:sz w:val="24"/>
+          <w:szCs w:val="24"/>
+          <w:lang w:val="en-US"/>
+        </w:rPr>
+      </w:pPr>
+      <w:r>
+        <w:rPr>
+          <w:rFonts w:ascii="Times New Roman" w:hAnsi="Times New Roman" w:cs="Times New Roman"/>
+          <w:sz w:val="24"/>
+          <w:szCs w:val="24"/>
+          <w:lang w:val="en-US"/>
+        </w:rPr>
+        <w:t xml:space="preserve">- </w:t>
+      </w:r>
+      <w:proofErr w:type="spellStart"/>
+      <w:r>
+        <w:rPr>
+          <w:rFonts w:ascii="Times New Roman" w:hAnsi="Times New Roman" w:cs="Times New Roman"/>
+          <w:sz w:val="24"/>
+          <w:szCs w:val="24"/>
+          <w:lang w:val="en-US"/>
+        </w:rPr>
+        <w:t>ReplicaSet</w:t>
+      </w:r>
+      <w:proofErr w:type="spellEnd"/>
     </w:p>
     <w:p>
       <w:pPr>
@@ -3364,6 +4208,7 @@
         </w:rPr>
         <w:t xml:space="preserve">- </w:t>
       </w:r>
+      <w:proofErr w:type="spellStart"/>
       <w:r>
         <w:rPr>
           <w:rFonts w:ascii="Times New Roman" w:hAnsi="Times New Roman" w:cs="Times New Roman"/>
@@ -3373,6 +4218,7 @@
         </w:rPr>
         <w:t>StatefulSet</w:t>
       </w:r>
+      <w:proofErr w:type="spellEnd"/>
     </w:p>
     <w:p>
       <w:pPr>
@@ -3509,6 +4355,7 @@
         </w:rPr>
         <w:t xml:space="preserve">контроллер постоянного тома </w:t>
       </w:r>
+      <w:proofErr w:type="spellStart"/>
       <w:r>
         <w:rPr>
           <w:rFonts w:ascii="Times New Roman" w:hAnsi="Times New Roman" w:cs="Times New Roman"/>
@@ -3518,6 +4365,7 @@
         </w:rPr>
         <w:t>PersistentVolume</w:t>
       </w:r>
+      <w:proofErr w:type="spellEnd"/>
     </w:p>
     <w:p>
       <w:pPr>
@@ -3591,7 +4439,6 @@
           <w:i/>
           <w:sz w:val="24"/>
           <w:szCs w:val="24"/>
-          <w:lang w:val="en-US"/>
         </w:rPr>
       </w:pPr>
       <w:r>
@@ -3604,28 +4451,9 @@
           <w:lang w:val="en-US"/>
         </w:rPr>
         <w:lastRenderedPageBreak/>
-        <w:t>RC, ReplicaSet, Deploy, DaemonSet, Job</w:t>
-      </w:r>
-    </w:p>
-    <w:p>
-      <w:pPr>
-        <w:rPr>
-          <w:rFonts w:ascii="Times New Roman" w:hAnsi="Times New Roman" w:cs="Times New Roman"/>
-          <w:sz w:val="24"/>
-          <w:szCs w:val="24"/>
-        </w:rPr>
-      </w:pPr>
-      <w:r>
-        <w:rPr>
-          <w:rFonts w:ascii="Times New Roman" w:hAnsi="Times New Roman" w:cs="Times New Roman"/>
-          <w:sz w:val="24"/>
-          <w:szCs w:val="24"/>
-        </w:rPr>
-        <w:t>Работают походим образом, следят за требуемым кол-вом подов и фактическим, при необходимости добавляют/удаляют, приводя к состоянию из манифеста</w:t>
-      </w:r>
-    </w:p>
-    <w:p>
-      <w:pPr>
+        <w:t>RC</w:t>
+      </w:r>
+      <w:r>
         <w:rPr>
           <w:rFonts w:ascii="Times New Roman" w:hAnsi="Times New Roman" w:cs="Times New Roman"/>
           <w:b/>
@@ -3633,7 +4461,9 @@
           <w:sz w:val="24"/>
           <w:szCs w:val="24"/>
         </w:rPr>
-      </w:pPr>
+        <w:t xml:space="preserve">, </w:t>
+      </w:r>
+      <w:proofErr w:type="spellStart"/>
       <w:r>
         <w:rPr>
           <w:rFonts w:ascii="Times New Roman" w:hAnsi="Times New Roman" w:cs="Times New Roman"/>
@@ -3643,8 +4473,131 @@
           <w:szCs w:val="24"/>
           <w:lang w:val="en-US"/>
         </w:rPr>
+        <w:t>ReplicaSet</w:t>
+      </w:r>
+      <w:proofErr w:type="spellEnd"/>
+      <w:r>
+        <w:rPr>
+          <w:rFonts w:ascii="Times New Roman" w:hAnsi="Times New Roman" w:cs="Times New Roman"/>
+          <w:b/>
+          <w:i/>
+          <w:sz w:val="24"/>
+          <w:szCs w:val="24"/>
+        </w:rPr>
+        <w:t xml:space="preserve">, </w:t>
+      </w:r>
+      <w:r>
+        <w:rPr>
+          <w:rFonts w:ascii="Times New Roman" w:hAnsi="Times New Roman" w:cs="Times New Roman"/>
+          <w:b/>
+          <w:i/>
+          <w:sz w:val="24"/>
+          <w:szCs w:val="24"/>
+          <w:lang w:val="en-US"/>
+        </w:rPr>
+        <w:t>Deploy</w:t>
+      </w:r>
+      <w:r>
+        <w:rPr>
+          <w:rFonts w:ascii="Times New Roman" w:hAnsi="Times New Roman" w:cs="Times New Roman"/>
+          <w:b/>
+          <w:i/>
+          <w:sz w:val="24"/>
+          <w:szCs w:val="24"/>
+        </w:rPr>
+        <w:t xml:space="preserve">, </w:t>
+      </w:r>
+      <w:proofErr w:type="spellStart"/>
+      <w:r>
+        <w:rPr>
+          <w:rFonts w:ascii="Times New Roman" w:hAnsi="Times New Roman" w:cs="Times New Roman"/>
+          <w:b/>
+          <w:i/>
+          <w:sz w:val="24"/>
+          <w:szCs w:val="24"/>
+          <w:lang w:val="en-US"/>
+        </w:rPr>
+        <w:t>DaemonSet</w:t>
+      </w:r>
+      <w:proofErr w:type="spellEnd"/>
+      <w:r>
+        <w:rPr>
+          <w:rFonts w:ascii="Times New Roman" w:hAnsi="Times New Roman" w:cs="Times New Roman"/>
+          <w:b/>
+          <w:i/>
+          <w:sz w:val="24"/>
+          <w:szCs w:val="24"/>
+        </w:rPr>
+        <w:t xml:space="preserve">, </w:t>
+      </w:r>
+      <w:r>
+        <w:rPr>
+          <w:rFonts w:ascii="Times New Roman" w:hAnsi="Times New Roman" w:cs="Times New Roman"/>
+          <w:b/>
+          <w:i/>
+          <w:sz w:val="24"/>
+          <w:szCs w:val="24"/>
+          <w:lang w:val="en-US"/>
+        </w:rPr>
+        <w:t>Job</w:t>
+      </w:r>
+    </w:p>
+    <w:p>
+      <w:pPr>
+        <w:rPr>
+          <w:rFonts w:ascii="Times New Roman" w:hAnsi="Times New Roman" w:cs="Times New Roman"/>
+          <w:sz w:val="24"/>
+          <w:szCs w:val="24"/>
+        </w:rPr>
+      </w:pPr>
+      <w:r>
+        <w:rPr>
+          <w:rFonts w:ascii="Times New Roman" w:hAnsi="Times New Roman" w:cs="Times New Roman"/>
+          <w:sz w:val="24"/>
+          <w:szCs w:val="24"/>
+        </w:rPr>
+        <w:t>Работают похо</w:t>
+      </w:r>
+      <w:r>
+        <w:rPr>
+          <w:rFonts w:ascii="Times New Roman" w:hAnsi="Times New Roman" w:cs="Times New Roman"/>
+          <w:sz w:val="24"/>
+          <w:szCs w:val="24"/>
+        </w:rPr>
+        <w:t>ж</w:t>
+      </w:r>
+      <w:r>
+        <w:rPr>
+          <w:rFonts w:ascii="Times New Roman" w:hAnsi="Times New Roman" w:cs="Times New Roman"/>
+          <w:sz w:val="24"/>
+          <w:szCs w:val="24"/>
+        </w:rPr>
+        <w:t>им образом, следят за требуемым кол-вом подов и фактическим, при необходимости добавляют/удаляют, приводя к состоянию из манифеста</w:t>
+      </w:r>
+    </w:p>
+    <w:p>
+      <w:pPr>
+        <w:rPr>
+          <w:rFonts w:ascii="Times New Roman" w:hAnsi="Times New Roman" w:cs="Times New Roman"/>
+          <w:b/>
+          <w:i/>
+          <w:sz w:val="24"/>
+          <w:szCs w:val="24"/>
+        </w:rPr>
+      </w:pPr>
+      <w:proofErr w:type="spellStart"/>
+      <w:r>
+        <w:rPr>
+          <w:rFonts w:ascii="Times New Roman" w:hAnsi="Times New Roman" w:cs="Times New Roman"/>
+          <w:b/>
+          <w:i/>
+          <w:sz w:val="24"/>
+          <w:szCs w:val="24"/>
+          <w:lang w:val="en-US"/>
+        </w:rPr>
         <w:t>StatefulSet</w:t>
       </w:r>
+      <w:proofErr w:type="spellEnd"/>
     </w:p>
     <w:p>
       <w:pPr>
@@ -3703,6 +4656,7 @@
         </w:rPr>
         <w:t xml:space="preserve">ами </w:t>
       </w:r>
+      <w:proofErr w:type="spellStart"/>
       <w:r>
         <w:rPr>
           <w:rFonts w:ascii="Times New Roman" w:hAnsi="Times New Roman" w:cs="Times New Roman"/>
@@ -3712,6 +4666,7 @@
         </w:rPr>
         <w:t>PersistentVolumeClaim</w:t>
       </w:r>
+      <w:proofErr w:type="spellEnd"/>
       <w:r>
         <w:rPr>
           <w:rFonts w:ascii="Times New Roman" w:hAnsi="Times New Roman" w:cs="Times New Roman"/>
@@ -3764,8 +4719,54 @@
           <w:sz w:val="24"/>
           <w:szCs w:val="24"/>
         </w:rPr>
-        <w:t>Управляет ресурсами ноды, отслеживает работоспособность каждой ноды и удаляет поды из недоступных нод</w:t>
-      </w:r>
+        <w:t xml:space="preserve">Управляет ресурсами </w:t>
+      </w:r>
+      <w:proofErr w:type="spellStart"/>
+      <w:r>
+        <w:rPr>
+          <w:rFonts w:ascii="Times New Roman" w:hAnsi="Times New Roman" w:cs="Times New Roman"/>
+          <w:sz w:val="24"/>
+          <w:szCs w:val="24"/>
+        </w:rPr>
+        <w:t>ноды</w:t>
+      </w:r>
+      <w:proofErr w:type="spellEnd"/>
+      <w:r>
+        <w:rPr>
+          <w:rFonts w:ascii="Times New Roman" w:hAnsi="Times New Roman" w:cs="Times New Roman"/>
+          <w:sz w:val="24"/>
+          <w:szCs w:val="24"/>
+        </w:rPr>
+        <w:t xml:space="preserve">, отслеживает работоспособность каждой </w:t>
+      </w:r>
+      <w:proofErr w:type="spellStart"/>
+      <w:r>
+        <w:rPr>
+          <w:rFonts w:ascii="Times New Roman" w:hAnsi="Times New Roman" w:cs="Times New Roman"/>
+          <w:sz w:val="24"/>
+          <w:szCs w:val="24"/>
+        </w:rPr>
+        <w:t>ноды</w:t>
+      </w:r>
+      <w:proofErr w:type="spellEnd"/>
+      <w:r>
+        <w:rPr>
+          <w:rFonts w:ascii="Times New Roman" w:hAnsi="Times New Roman" w:cs="Times New Roman"/>
+          <w:sz w:val="24"/>
+          <w:szCs w:val="24"/>
+        </w:rPr>
+        <w:t xml:space="preserve"> и удаляет поды из недоступных </w:t>
+      </w:r>
+      <w:proofErr w:type="spellStart"/>
+      <w:r>
+        <w:rPr>
+          <w:rFonts w:ascii="Times New Roman" w:hAnsi="Times New Roman" w:cs="Times New Roman"/>
+          <w:sz w:val="24"/>
+          <w:szCs w:val="24"/>
+        </w:rPr>
+        <w:t>нод</w:t>
+      </w:r>
+      <w:proofErr w:type="spellEnd"/>
     </w:p>
     <w:p>
       <w:pPr>
@@ -3819,7 +4820,23 @@
           <w:sz w:val="24"/>
           <w:szCs w:val="24"/>
         </w:rPr>
-        <w:t>-адресами и портами модулей, соответсвующих селектору меток</w:t>
+        <w:t xml:space="preserve">-адресами и портами модулей, </w:t>
+      </w:r>
+      <w:r>
+        <w:rPr>
+          <w:rFonts w:ascii="Times New Roman" w:hAnsi="Times New Roman" w:cs="Times New Roman"/>
+          <w:sz w:val="24"/>
+          <w:szCs w:val="24"/>
+        </w:rPr>
+        <w:t>соответствующих</w:t>
+      </w:r>
+      <w:r>
+        <w:rPr>
+          <w:rFonts w:ascii="Times New Roman" w:hAnsi="Times New Roman" w:cs="Times New Roman"/>
+          <w:sz w:val="24"/>
+          <w:szCs w:val="24"/>
+        </w:rPr>
+        <w:t xml:space="preserve"> селектору меток</w:t>
       </w:r>
     </w:p>
     <w:p>
@@ -3925,7 +4942,6 @@
           <w:rFonts w:ascii="Times New Roman" w:hAnsi="Times New Roman" w:cs="Times New Roman"/>
           <w:sz w:val="24"/>
           <w:szCs w:val="24"/>
-          <w:lang w:val="en-US"/>
         </w:rPr>
       </w:pPr>
       <w:r>
@@ -4014,7 +5030,16 @@
           <w:sz w:val="24"/>
           <w:szCs w:val="24"/>
         </w:rPr>
-        <w:t xml:space="preserve">Привязывает PV к </w:t>
+        <w:t xml:space="preserve">Привязывает PV </w:t>
+      </w:r>
+      <w:proofErr w:type="gramStart"/>
+      <w:r>
+        <w:rPr>
+          <w:rFonts w:ascii="Times New Roman" w:hAnsi="Times New Roman" w:cs="Times New Roman"/>
+          <w:sz w:val="24"/>
+          <w:szCs w:val="24"/>
+        </w:rPr>
+        <w:t xml:space="preserve">к </w:t>
       </w:r>
       <w:r>
         <w:rPr>
@@ -4033,6 +5058,7 @@
         </w:rPr>
         <w:t>PVC</w:t>
       </w:r>
+      <w:proofErr w:type="gramEnd"/>
       <w:r>
         <w:rPr>
           <w:rFonts w:ascii="Times New Roman" w:hAnsi="Times New Roman" w:cs="Times New Roman"/>
@@ -4122,7 +5148,41 @@
           <w:sz w:val="24"/>
           <w:szCs w:val="24"/>
         </w:rPr>
-        <w:t>том отсоединяется и освобождается в соответвии с политикой (остается как есть, удаляется, очишается)</w:t>
+        <w:t>том отсоединяется и освобождается в соответ</w:t>
+      </w:r>
+      <w:r>
+        <w:rPr>
+          <w:rFonts w:ascii="Times New Roman" w:hAnsi="Times New Roman" w:cs="Times New Roman"/>
+          <w:sz w:val="24"/>
+          <w:szCs w:val="24"/>
+        </w:rPr>
+        <w:t>ст</w:t>
+      </w:r>
+      <w:r>
+        <w:rPr>
+          <w:rFonts w:ascii="Times New Roman" w:hAnsi="Times New Roman" w:cs="Times New Roman"/>
+          <w:sz w:val="24"/>
+          <w:szCs w:val="24"/>
+        </w:rPr>
+        <w:t xml:space="preserve">вии с политикой (остается как есть, удаляется, </w:t>
+      </w:r>
+      <w:r>
+        <w:rPr>
+          <w:rFonts w:ascii="Times New Roman" w:hAnsi="Times New Roman" w:cs="Times New Roman"/>
+          <w:sz w:val="24"/>
+          <w:szCs w:val="24"/>
+        </w:rPr>
+        <w:t>очищается</w:t>
+      </w:r>
+      <w:bookmarkStart w:id="0" w:name="_GoBack"/>
+      <w:bookmarkEnd w:id="0"/>
+      <w:r>
+        <w:rPr>
+          <w:rFonts w:ascii="Times New Roman" w:hAnsi="Times New Roman" w:cs="Times New Roman"/>
+          <w:sz w:val="24"/>
+          <w:szCs w:val="24"/>
+        </w:rPr>
+        <w:t>)</w:t>
       </w:r>
     </w:p>
     <w:sectPr>
@@ -4136,7 +5196,7 @@
 </file>
 
 <file path=word/numbering.xml><?xml version="1.0" encoding="utf-8"?>
-<w:numbering xmlns:wpc="http://schemas.microsoft.com/office/word/2010/wordprocessingCanvas" xmlns:mc="http://schemas.openxmlformats.org/markup-compatibility/2006" xmlns:o="urn:schemas-microsoft-com:office:office" xmlns:r="http://schemas.openxmlformats.org/officeDocument/2006/relationships" xmlns:m="http://schemas.openxmlformats.org/officeDocument/2006/math" xmlns:v="urn:schemas-microsoft-com:vml" xmlns:wp14="http://schemas.microsoft.com/office/word/2010/wordprocessingDrawing" xmlns:wp="http://schemas.openxmlformats.org/drawingml/2006/wordprocessingDrawing" xmlns:w10="urn:schemas-microsoft-com:office:word" xmlns:w="http://schemas.openxmlformats.org/wordprocessingml/2006/main" xmlns:w14="http://schemas.microsoft.com/office/word/2010/wordml" xmlns:w15="http://schemas.microsoft.com/office/word/2012/wordml" xmlns:wpg="http://schemas.microsoft.com/office/word/2010/wordprocessingGroup" xmlns:wpi="http://schemas.microsoft.com/office/word/2010/wordprocessingInk" xmlns:wne="http://schemas.microsoft.com/office/word/2006/wordml" xmlns:wps="http://schemas.microsoft.com/office/word/2010/wordprocessingShape" mc:Ignorable="w14 w15 wp14">
+<w:numbering xmlns:wpc="http://schemas.microsoft.com/office/word/2010/wordprocessingCanvas" xmlns:cx="http://schemas.microsoft.com/office/drawing/2014/chartex" xmlns:mc="http://schemas.openxmlformats.org/markup-compatibility/2006" xmlns:o="urn:schemas-microsoft-com:office:office" xmlns:r="http://schemas.openxmlformats.org/officeDocument/2006/relationships" xmlns:m="http://schemas.openxmlformats.org/officeDocument/2006/math" xmlns:v="urn:schemas-microsoft-com:vml" xmlns:wp14="http://schemas.microsoft.com/office/word/2010/wordprocessingDrawing" xmlns:wp="http://schemas.openxmlformats.org/drawingml/2006/wordprocessingDrawing" xmlns:w10="urn:schemas-microsoft-com:office:word" xmlns:w="http://schemas.openxmlformats.org/wordprocessingml/2006/main" xmlns:w14="http://schemas.microsoft.com/office/word/2010/wordml" xmlns:w15="http://schemas.microsoft.com/office/word/2012/wordml" xmlns:w16se="http://schemas.microsoft.com/office/word/2015/wordml/symex" xmlns:wpg="http://schemas.microsoft.com/office/word/2010/wordprocessingGroup" xmlns:wpi="http://schemas.microsoft.com/office/word/2010/wordprocessingInk" xmlns:wne="http://schemas.microsoft.com/office/word/2006/wordml" xmlns:wps="http://schemas.microsoft.com/office/word/2010/wordprocessingShape" mc:Ignorable="w14 w15 w16se wp14">
   <w:abstractNum w:abstractNumId="0" w15:restartNumberingAfterBreak="0">
     <w:nsid w:val="2C765EA8"/>
     <w:multiLevelType w:val="hybridMultilevel"/>
@@ -4325,7 +5385,7 @@
 </file>
 
 <file path=word/styles.xml><?xml version="1.0" encoding="utf-8"?>
-<w:styles xmlns:mc="http://schemas.openxmlformats.org/markup-compatibility/2006" xmlns:r="http://schemas.openxmlformats.org/officeDocument/2006/relationships" xmlns:w="http://schemas.openxmlformats.org/wordprocessingml/2006/main" xmlns:w14="http://schemas.microsoft.com/office/word/2010/wordml" xmlns:w15="http://schemas.microsoft.com/office/word/2012/wordml" mc:Ignorable="w14 w15">
+<w:styles xmlns:mc="http://schemas.openxmlformats.org/markup-compatibility/2006" xmlns:r="http://schemas.openxmlformats.org/officeDocument/2006/relationships" xmlns:w="http://schemas.openxmlformats.org/wordprocessingml/2006/main" xmlns:w14="http://schemas.microsoft.com/office/word/2010/wordml" xmlns:w15="http://schemas.microsoft.com/office/word/2012/wordml" xmlns:w16se="http://schemas.microsoft.com/office/word/2015/wordml/symex" mc:Ignorable="w14 w15 w16se">
   <w:docDefaults>
     <w:rPrDefault>
       <w:rPr>

--- a/Kubernetes/Внутреннее устройство K8S.docx
+++ b/Kubernetes/Внутреннее устройство K8S.docx
@@ -3438,7 +3438,7 @@
           <w:sz w:val="24"/>
           <w:szCs w:val="24"/>
         </w:rPr>
-        <w:t xml:space="preserve">Алгоритм </w:t>
+        <w:t xml:space="preserve">Алгоритм назначения подов на </w:t>
       </w:r>
       <w:proofErr w:type="spellStart"/>
       <w:r>
@@ -3448,7 +3448,7 @@
           <w:sz w:val="24"/>
           <w:szCs w:val="24"/>
         </w:rPr>
-        <w:t>назначначения</w:t>
+        <w:t>ноды</w:t>
       </w:r>
       <w:proofErr w:type="spellEnd"/>
       <w:r>
@@ -3458,28 +3458,10 @@
           <w:sz w:val="24"/>
           <w:szCs w:val="24"/>
         </w:rPr>
-        <w:t xml:space="preserve"> подов на </w:t>
-      </w:r>
-      <w:proofErr w:type="spellStart"/>
-      <w:r>
-        <w:rPr>
-          <w:rFonts w:ascii="Times New Roman" w:hAnsi="Times New Roman" w:cs="Times New Roman"/>
-          <w:i/>
-          <w:sz w:val="24"/>
-          <w:szCs w:val="24"/>
-        </w:rPr>
-        <w:t>ноды</w:t>
-      </w:r>
-      <w:proofErr w:type="spellEnd"/>
-      <w:r>
-        <w:rPr>
-          <w:rFonts w:ascii="Times New Roman" w:hAnsi="Times New Roman" w:cs="Times New Roman"/>
-          <w:i/>
-          <w:sz w:val="24"/>
-          <w:szCs w:val="24"/>
-        </w:rPr>
         <w:t>:</w:t>
       </w:r>
+      <w:bookmarkStart w:id="0" w:name="_GoBack"/>
+      <w:bookmarkEnd w:id="0"/>
     </w:p>
     <w:p>
       <w:pPr>
@@ -4040,7 +4022,6 @@
           <w:b/>
           <w:sz w:val="32"/>
           <w:szCs w:val="32"/>
-          <w:lang w:val="en-US"/>
         </w:rPr>
       </w:pPr>
       <w:r>
@@ -4059,7 +4040,6 @@
           <w:b/>
           <w:sz w:val="32"/>
           <w:szCs w:val="32"/>
-          <w:lang w:val="en-US"/>
         </w:rPr>
         <w:t>:</w:t>
       </w:r>
@@ -4198,13 +4178,15 @@
           <w:rFonts w:ascii="Times New Roman" w:hAnsi="Times New Roman" w:cs="Times New Roman"/>
           <w:sz w:val="24"/>
           <w:szCs w:val="24"/>
-        </w:rPr>
-      </w:pPr>
-      <w:r>
-        <w:rPr>
-          <w:rFonts w:ascii="Times New Roman" w:hAnsi="Times New Roman" w:cs="Times New Roman"/>
-          <w:sz w:val="24"/>
-          <w:szCs w:val="24"/>
+          <w:lang w:val="en-US"/>
+        </w:rPr>
+      </w:pPr>
+      <w:r>
+        <w:rPr>
+          <w:rFonts w:ascii="Times New Roman" w:hAnsi="Times New Roman" w:cs="Times New Roman"/>
+          <w:sz w:val="24"/>
+          <w:szCs w:val="24"/>
+          <w:lang w:val="en-US"/>
         </w:rPr>
         <w:t xml:space="preserve">- </w:t>
       </w:r>
@@ -5174,8 +5156,6 @@
         </w:rPr>
         <w:t>очищается</w:t>
       </w:r>
-      <w:bookmarkStart w:id="0" w:name="_GoBack"/>
-      <w:bookmarkEnd w:id="0"/>
       <w:r>
         <w:rPr>
           <w:rFonts w:ascii="Times New Roman" w:hAnsi="Times New Roman" w:cs="Times New Roman"/>
